--- a/Documents /HRP-581 - TEMPLATE - Information Letter.docx
+++ b/Documents /HRP-581 - TEMPLATE - Information Letter.docx
@@ -241,7 +241,23 @@
           <w:sz w:val="22"/>
           <w:szCs w:val="22"/>
         </w:rPr>
-        <w:t>Are bird feeders and backyard poultry impacting behavior and disease dynamics in native birds?</w:t>
+        <w:t xml:space="preserve">Are bird feeders and backyard poultry impacting behavior and disease dynamics in </w:t>
+      </w:r>
+      <w:r>
+        <w:rPr>
+          <w:color w:val="ED7D31" w:themeColor="accent2"/>
+          <w:sz w:val="22"/>
+          <w:szCs w:val="22"/>
+        </w:rPr>
+        <w:t>wild</w:t>
+      </w:r>
+      <w:r>
+        <w:rPr>
+          <w:color w:val="ED7D31" w:themeColor="accent2"/>
+          <w:sz w:val="22"/>
+          <w:szCs w:val="22"/>
+        </w:rPr>
+        <w:t xml:space="preserve"> birds?</w:t>
       </w:r>
       <w:r>
         <w:rPr>
@@ -708,7 +724,6 @@
         </w:rPr>
         <w:t>.  You were selected as a possible participant because you are _</w:t>
       </w:r>
-      <w:proofErr w:type="gramStart"/>
       <w:r>
         <w:rPr>
           <w:rFonts w:ascii="Arial" w:hAnsi="Arial" w:cs="Arial"/>
@@ -734,7 +749,7 @@
           <w:sz w:val="22"/>
           <w:szCs w:val="22"/>
         </w:rPr>
-        <w:t xml:space="preserve"> </w:t>
+        <w:t>an</w:t>
       </w:r>
       <w:r>
         <w:rPr>
@@ -745,9 +760,8 @@
           <w:sz w:val="22"/>
           <w:szCs w:val="22"/>
         </w:rPr>
-        <w:t>an</w:t>
-      </w:r>
-      <w:proofErr w:type="gramEnd"/>
+        <w:t xml:space="preserve"> adult (18 years of age or older) who maintains backyard bird feeders and/or keeps backyard poultry in the Southeastern United States.</w:t>
+      </w:r>
       <w:r>
         <w:rPr>
           <w:rFonts w:ascii="Arial" w:hAnsi="Arial" w:cs="Arial"/>
@@ -757,29 +771,6 @@
           <w:sz w:val="22"/>
           <w:szCs w:val="22"/>
         </w:rPr>
-        <w:t xml:space="preserve"> adult (18 years of age or older) who maintains backyard bird feeders and/or keeps backyard poultry in the Southeastern United States</w:t>
-      </w:r>
-      <w:proofErr w:type="gramStart"/>
-      <w:r>
-        <w:rPr>
-          <w:rFonts w:ascii="Arial" w:hAnsi="Arial" w:cs="Arial"/>
-          <w:i/>
-          <w:iCs/>
-          <w:color w:val="ED7D31" w:themeColor="accent2"/>
-          <w:sz w:val="22"/>
-          <w:szCs w:val="22"/>
-        </w:rPr>
-        <w:t>.</w:t>
-      </w:r>
-      <w:r>
-        <w:rPr>
-          <w:rFonts w:ascii="Arial" w:hAnsi="Arial" w:cs="Arial"/>
-          <w:i/>
-          <w:iCs/>
-          <w:color w:val="ED7D31" w:themeColor="accent2"/>
-          <w:sz w:val="22"/>
-          <w:szCs w:val="22"/>
-        </w:rPr>
         <w:t>)</w:t>
       </w:r>
       <w:r>
@@ -788,16 +779,7 @@
           <w:sz w:val="22"/>
           <w:szCs w:val="22"/>
         </w:rPr>
-        <w:t>_</w:t>
-      </w:r>
-      <w:proofErr w:type="gramEnd"/>
-      <w:r>
-        <w:rPr>
-          <w:rFonts w:ascii="Arial" w:hAnsi="Arial" w:cs="Arial"/>
-          <w:sz w:val="22"/>
-          <w:szCs w:val="22"/>
-        </w:rPr>
-        <w:t>__.</w:t>
+        <w:t>___.</w:t>
       </w:r>
     </w:p>
     <w:p>
@@ -1058,7 +1040,7 @@
           <w:sz w:val="22"/>
           <w:szCs w:val="22"/>
         </w:rPr>
-        <w:t>T</w:t>
+        <w:t xml:space="preserve">There are no direct benefits to the participant.  The information gained may help researchers better understand backyard wildlife feeding practices and the risks of disease transmission among wild birds, poultry, and humans.  </w:t>
       </w:r>
       <w:r>
         <w:rPr>
@@ -1066,47 +1048,55 @@
           <w:bCs w:val="0"/>
           <w:i w:val="0"/>
           <w:iCs w:val="0"/>
-          <w:color w:val="ED7D31" w:themeColor="accent2"/>
-          <w:sz w:val="22"/>
-          <w:szCs w:val="22"/>
-        </w:rPr>
-        <w:t xml:space="preserve">here are no direct benefits </w:t>
-      </w:r>
+          <w:sz w:val="22"/>
+          <w:szCs w:val="22"/>
+        </w:rPr>
+        <w:t xml:space="preserve">We cannot promise you that you will receive any or </w:t>
+      </w:r>
+      <w:proofErr w:type="gramStart"/>
       <w:r>
         <w:rPr>
           <w:b w:val="0"/>
           <w:bCs w:val="0"/>
           <w:i w:val="0"/>
           <w:iCs w:val="0"/>
-          <w:color w:val="ED7D31" w:themeColor="accent2"/>
-          <w:sz w:val="22"/>
-          <w:szCs w:val="22"/>
-        </w:rPr>
-        <w:t>to the participant</w:t>
-      </w:r>
+          <w:sz w:val="22"/>
+          <w:szCs w:val="22"/>
+        </w:rPr>
+        <w:t>all of</w:t>
+      </w:r>
+      <w:proofErr w:type="gramEnd"/>
       <w:r>
         <w:rPr>
           <w:b w:val="0"/>
           <w:bCs w:val="0"/>
           <w:i w:val="0"/>
           <w:iCs w:val="0"/>
-          <w:color w:val="ED7D31" w:themeColor="accent2"/>
-          <w:sz w:val="22"/>
-          <w:szCs w:val="22"/>
-        </w:rPr>
-        <w:t>.  The information gained may help researchers</w:t>
-      </w:r>
-      <w:r>
+          <w:sz w:val="22"/>
+          <w:szCs w:val="22"/>
+        </w:rPr>
+        <w:t xml:space="preserve"> the benefits described.</w:t>
+      </w:r>
+    </w:p>
+    <w:p>
+      <w:pPr>
+        <w:pStyle w:val="Heading2"/>
+        <w:spacing w:after="0"/>
         <w:rPr>
           <w:b w:val="0"/>
           <w:bCs w:val="0"/>
           <w:i w:val="0"/>
           <w:iCs w:val="0"/>
-          <w:color w:val="ED7D31" w:themeColor="accent2"/>
-          <w:sz w:val="22"/>
-          <w:szCs w:val="22"/>
-        </w:rPr>
-        <w:t xml:space="preserve"> </w:t>
+          <w:sz w:val="22"/>
+          <w:szCs w:val="22"/>
+        </w:rPr>
+      </w:pPr>
+      <w:r>
+        <w:rPr>
+          <w:sz w:val="22"/>
+          <w:szCs w:val="22"/>
+        </w:rPr>
+        <w:t xml:space="preserve">Will you receive compensation for participating?  </w:t>
       </w:r>
       <w:r>
         <w:rPr>
@@ -1114,11 +1104,27 @@
           <w:bCs w:val="0"/>
           <w:i w:val="0"/>
           <w:iCs w:val="0"/>
-          <w:color w:val="ED7D31" w:themeColor="accent2"/>
-          <w:sz w:val="22"/>
-          <w:szCs w:val="22"/>
-        </w:rPr>
-        <w:t xml:space="preserve">better understand backyard wildlife feeding practices and the risks of disease transmission among wild birds, poultry, and humans.  </w:t>
+          <w:sz w:val="22"/>
+          <w:szCs w:val="22"/>
+        </w:rPr>
+        <w:t xml:space="preserve">There is no compensation for participating in this study.  </w:t>
+      </w:r>
+    </w:p>
+    <w:p>
+      <w:pPr>
+        <w:pStyle w:val="Heading2"/>
+        <w:spacing w:after="0"/>
+        <w:rPr>
+          <w:sz w:val="22"/>
+          <w:szCs w:val="22"/>
+        </w:rPr>
+      </w:pPr>
+      <w:r>
+        <w:rPr>
+          <w:sz w:val="22"/>
+          <w:szCs w:val="22"/>
+        </w:rPr>
+        <w:t xml:space="preserve">Are there any costs?  </w:t>
       </w:r>
       <w:r>
         <w:rPr>
@@ -1129,21 +1135,20 @@
           <w:sz w:val="22"/>
           <w:szCs w:val="22"/>
         </w:rPr>
-        <w:t xml:space="preserve">We cannot promise you that you will receive any or </w:t>
-      </w:r>
-      <w:proofErr w:type="gramStart"/>
+        <w:t xml:space="preserve">If you decide to participate, </w:t>
+      </w:r>
       <w:r>
         <w:rPr>
           <w:b w:val="0"/>
           <w:bCs w:val="0"/>
           <w:i w:val="0"/>
           <w:iCs w:val="0"/>
-          <w:sz w:val="22"/>
-          <w:szCs w:val="22"/>
-        </w:rPr>
-        <w:t>all of</w:t>
-      </w:r>
-      <w:proofErr w:type="gramEnd"/>
+          <w:color w:val="ED7D31" w:themeColor="accent2"/>
+          <w:sz w:val="22"/>
+          <w:szCs w:val="22"/>
+        </w:rPr>
+        <w:t>the only cost will be the time used to take the survey</w:t>
+      </w:r>
       <w:r>
         <w:rPr>
           <w:b w:val="0"/>
@@ -1153,13 +1158,53 @@
           <w:sz w:val="22"/>
           <w:szCs w:val="22"/>
         </w:rPr>
-        <w:t xml:space="preserve"> the benefits described.</w:t>
+        <w:t xml:space="preserve">. </w:t>
+      </w:r>
+      <w:r>
+        <w:rPr>
+          <w:b w:val="0"/>
+          <w:bCs w:val="0"/>
+          <w:i w:val="0"/>
+          <w:iCs w:val="0"/>
+          <w:sz w:val="22"/>
+          <w:szCs w:val="22"/>
+        </w:rPr>
+        <w:t xml:space="preserve"> Auburn University has not provided for any payment if you are harmed </w:t>
+      </w:r>
+      <w:proofErr w:type="gramStart"/>
+      <w:r>
+        <w:rPr>
+          <w:b w:val="0"/>
+          <w:bCs w:val="0"/>
+          <w:i w:val="0"/>
+          <w:iCs w:val="0"/>
+          <w:sz w:val="22"/>
+          <w:szCs w:val="22"/>
+        </w:rPr>
+        <w:t>as a result of</w:t>
+      </w:r>
+      <w:proofErr w:type="gramEnd"/>
+      <w:r>
+        <w:rPr>
+          <w:b w:val="0"/>
+          <w:bCs w:val="0"/>
+          <w:i w:val="0"/>
+          <w:iCs w:val="0"/>
+          <w:sz w:val="22"/>
+          <w:szCs w:val="22"/>
+        </w:rPr>
+        <w:t xml:space="preserve"> participating in this study.</w:t>
       </w:r>
     </w:p>
     <w:p>
       <w:pPr>
+        <w:pStyle w:val="BodyText"/>
+      </w:pPr>
+    </w:p>
+    <w:p>
+      <w:pPr>
         <w:pStyle w:val="Heading2"/>
-        <w:spacing w:after="0"/>
+        <w:spacing w:before="0" w:after="0"/>
         <w:rPr>
           <w:b w:val="0"/>
           <w:bCs w:val="0"/>
@@ -1174,7 +1219,7 @@
           <w:sz w:val="22"/>
           <w:szCs w:val="22"/>
         </w:rPr>
-        <w:t xml:space="preserve">Will you receive compensation for participating?  </w:t>
+        <w:t xml:space="preserve">If you change your mind about participating, </w:t>
       </w:r>
       <w:r>
         <w:rPr>
@@ -1185,241 +1230,118 @@
           <w:sz w:val="22"/>
           <w:szCs w:val="22"/>
         </w:rPr>
-        <w:t xml:space="preserve">There is no compensation for participating in this study.  </w:t>
+        <w:t xml:space="preserve">you can withdraw at any time during the study.  Your participation is completely voluntary.  If you choose to withdraw, your data can be withdrawn </w:t>
+      </w:r>
+      <w:proofErr w:type="gramStart"/>
+      <w:r>
+        <w:rPr>
+          <w:b w:val="0"/>
+          <w:bCs w:val="0"/>
+          <w:i w:val="0"/>
+          <w:iCs w:val="0"/>
+          <w:sz w:val="22"/>
+          <w:szCs w:val="22"/>
+        </w:rPr>
+        <w:t>as long as</w:t>
+      </w:r>
+      <w:proofErr w:type="gramEnd"/>
+      <w:r>
+        <w:rPr>
+          <w:b w:val="0"/>
+          <w:bCs w:val="0"/>
+          <w:i w:val="0"/>
+          <w:iCs w:val="0"/>
+          <w:sz w:val="22"/>
+          <w:szCs w:val="22"/>
+        </w:rPr>
+        <w:t xml:space="preserve"> it is identifiable.   Your decision about </w:t>
+      </w:r>
+      <w:proofErr w:type="gramStart"/>
+      <w:r>
+        <w:rPr>
+          <w:b w:val="0"/>
+          <w:bCs w:val="0"/>
+          <w:i w:val="0"/>
+          <w:iCs w:val="0"/>
+          <w:sz w:val="22"/>
+          <w:szCs w:val="22"/>
+        </w:rPr>
+        <w:t>whether or not</w:t>
+      </w:r>
+      <w:proofErr w:type="gramEnd"/>
+      <w:r>
+        <w:rPr>
+          <w:b w:val="0"/>
+          <w:bCs w:val="0"/>
+          <w:i w:val="0"/>
+          <w:iCs w:val="0"/>
+          <w:sz w:val="22"/>
+          <w:szCs w:val="22"/>
+        </w:rPr>
+        <w:t xml:space="preserve"> to participate or to stop participating will not jeopardize your future relations with </w:t>
+      </w:r>
+      <w:r>
+        <w:rPr>
+          <w:b w:val="0"/>
+          <w:bCs w:val="0"/>
+          <w:i w:val="0"/>
+          <w:iCs w:val="0"/>
+          <w:color w:val="ED7D31" w:themeColor="accent2"/>
+          <w:sz w:val="22"/>
+          <w:szCs w:val="22"/>
+        </w:rPr>
+        <w:t xml:space="preserve">Auburn University, the Department of </w:t>
+      </w:r>
+      <w:r>
+        <w:rPr>
+          <w:b w:val="0"/>
+          <w:bCs w:val="0"/>
+          <w:i w:val="0"/>
+          <w:iCs w:val="0"/>
+          <w:color w:val="ED7D31" w:themeColor="accent2"/>
+          <w:sz w:val="22"/>
+          <w:szCs w:val="22"/>
+        </w:rPr>
+        <w:t>Wildlife Sciences</w:t>
+      </w:r>
+      <w:r>
+        <w:rPr>
+          <w:b w:val="0"/>
+          <w:bCs w:val="0"/>
+          <w:i w:val="0"/>
+          <w:iCs w:val="0"/>
+          <w:color w:val="ED7D31" w:themeColor="accent2"/>
+          <w:sz w:val="22"/>
+          <w:szCs w:val="22"/>
+        </w:rPr>
+        <w:t xml:space="preserve"> or </w:t>
+      </w:r>
+      <w:r>
+        <w:rPr>
+          <w:b w:val="0"/>
+          <w:bCs w:val="0"/>
+          <w:i w:val="0"/>
+          <w:iCs w:val="0"/>
+          <w:color w:val="ED7D31" w:themeColor="accent2"/>
+          <w:sz w:val="22"/>
+          <w:szCs w:val="22"/>
+        </w:rPr>
+        <w:t xml:space="preserve">the College of Forestry, Wildlife and the Environment. </w:t>
       </w:r>
     </w:p>
     <w:p>
       <w:pPr>
-        <w:pStyle w:val="Heading2"/>
-        <w:spacing w:after="0"/>
-        <w:rPr>
-          <w:sz w:val="22"/>
-          <w:szCs w:val="22"/>
-        </w:rPr>
-      </w:pPr>
-      <w:r>
-        <w:rPr>
-          <w:sz w:val="22"/>
-          <w:szCs w:val="22"/>
-        </w:rPr>
-        <w:t xml:space="preserve">Are there any costs?  </w:t>
-      </w:r>
-      <w:r>
-        <w:rPr>
-          <w:b w:val="0"/>
-          <w:bCs w:val="0"/>
-          <w:i w:val="0"/>
-          <w:iCs w:val="0"/>
-          <w:sz w:val="22"/>
-          <w:szCs w:val="22"/>
-        </w:rPr>
-        <w:t xml:space="preserve">If you decide to participate, </w:t>
-      </w:r>
-      <w:r>
-        <w:rPr>
-          <w:b w:val="0"/>
-          <w:bCs w:val="0"/>
-          <w:i w:val="0"/>
-          <w:iCs w:val="0"/>
-          <w:color w:val="ED7D31" w:themeColor="accent2"/>
-          <w:sz w:val="22"/>
-          <w:szCs w:val="22"/>
-        </w:rPr>
-        <w:t>the only cost will be the time used to take the survey</w:t>
-      </w:r>
-      <w:r>
-        <w:rPr>
-          <w:b w:val="0"/>
-          <w:bCs w:val="0"/>
-          <w:i w:val="0"/>
-          <w:iCs w:val="0"/>
-          <w:sz w:val="22"/>
-          <w:szCs w:val="22"/>
-        </w:rPr>
-        <w:t xml:space="preserve">. </w:t>
-      </w:r>
-      <w:r>
-        <w:rPr>
-          <w:b w:val="0"/>
-          <w:bCs w:val="0"/>
-          <w:i w:val="0"/>
-          <w:iCs w:val="0"/>
-          <w:sz w:val="22"/>
-          <w:szCs w:val="22"/>
-        </w:rPr>
-        <w:t xml:space="preserve"> Auburn University has not provided for any payment if you are harmed </w:t>
-      </w:r>
-      <w:proofErr w:type="gramStart"/>
-      <w:r>
-        <w:rPr>
-          <w:b w:val="0"/>
-          <w:bCs w:val="0"/>
-          <w:i w:val="0"/>
-          <w:iCs w:val="0"/>
-          <w:sz w:val="22"/>
-          <w:szCs w:val="22"/>
-        </w:rPr>
-        <w:t>as a result of</w:t>
-      </w:r>
-      <w:proofErr w:type="gramEnd"/>
-      <w:r>
-        <w:rPr>
-          <w:b w:val="0"/>
-          <w:bCs w:val="0"/>
-          <w:i w:val="0"/>
-          <w:iCs w:val="0"/>
-          <w:sz w:val="22"/>
-          <w:szCs w:val="22"/>
-        </w:rPr>
-        <w:t xml:space="preserve"> participating in this study.</w:t>
-      </w:r>
+        <w:pStyle w:val="BodyText"/>
+        <w:rPr>
+          <w:rFonts w:ascii="Arial" w:hAnsi="Arial" w:cs="Arial"/>
+          <w:sz w:val="22"/>
+          <w:szCs w:val="22"/>
+        </w:rPr>
+      </w:pPr>
     </w:p>
     <w:p>
       <w:pPr>
         <w:pStyle w:val="BodyText"/>
-      </w:pPr>
-    </w:p>
-    <w:p>
-      <w:pPr>
-        <w:pStyle w:val="Heading2"/>
-        <w:spacing w:before="0" w:after="0"/>
-        <w:rPr>
-          <w:b w:val="0"/>
-          <w:bCs w:val="0"/>
-          <w:i w:val="0"/>
-          <w:iCs w:val="0"/>
-          <w:sz w:val="22"/>
-          <w:szCs w:val="22"/>
-        </w:rPr>
-      </w:pPr>
-      <w:r>
-        <w:rPr>
-          <w:sz w:val="22"/>
-          <w:szCs w:val="22"/>
-        </w:rPr>
-        <w:t xml:space="preserve">If you change your mind about participating, </w:t>
-      </w:r>
-      <w:r>
-        <w:rPr>
-          <w:b w:val="0"/>
-          <w:bCs w:val="0"/>
-          <w:i w:val="0"/>
-          <w:iCs w:val="0"/>
-          <w:sz w:val="22"/>
-          <w:szCs w:val="22"/>
-        </w:rPr>
-        <w:t xml:space="preserve">you can withdraw at any time during the study.  Your participation is completely voluntary.  If you choose to withdraw, your data can be withdrawn </w:t>
-      </w:r>
-      <w:proofErr w:type="gramStart"/>
-      <w:r>
-        <w:rPr>
-          <w:b w:val="0"/>
-          <w:bCs w:val="0"/>
-          <w:i w:val="0"/>
-          <w:iCs w:val="0"/>
-          <w:sz w:val="22"/>
-          <w:szCs w:val="22"/>
-        </w:rPr>
-        <w:t>as long as</w:t>
-      </w:r>
-      <w:proofErr w:type="gramEnd"/>
-      <w:r>
-        <w:rPr>
-          <w:b w:val="0"/>
-          <w:bCs w:val="0"/>
-          <w:i w:val="0"/>
-          <w:iCs w:val="0"/>
-          <w:sz w:val="22"/>
-          <w:szCs w:val="22"/>
-        </w:rPr>
-        <w:t xml:space="preserve"> it is identifiable.   Your decision about </w:t>
-      </w:r>
-      <w:proofErr w:type="gramStart"/>
-      <w:r>
-        <w:rPr>
-          <w:b w:val="0"/>
-          <w:bCs w:val="0"/>
-          <w:i w:val="0"/>
-          <w:iCs w:val="0"/>
-          <w:sz w:val="22"/>
-          <w:szCs w:val="22"/>
-        </w:rPr>
-        <w:t>whether or not</w:t>
-      </w:r>
-      <w:proofErr w:type="gramEnd"/>
-      <w:r>
-        <w:rPr>
-          <w:b w:val="0"/>
-          <w:bCs w:val="0"/>
-          <w:i w:val="0"/>
-          <w:iCs w:val="0"/>
-          <w:sz w:val="22"/>
-          <w:szCs w:val="22"/>
-        </w:rPr>
-        <w:t xml:space="preserve"> to participate or to stop participating will not jeopardize your future relations with </w:t>
-      </w:r>
-      <w:r>
-        <w:rPr>
-          <w:b w:val="0"/>
-          <w:bCs w:val="0"/>
-          <w:i w:val="0"/>
-          <w:iCs w:val="0"/>
-          <w:color w:val="ED7D31" w:themeColor="accent2"/>
-          <w:sz w:val="22"/>
-          <w:szCs w:val="22"/>
-        </w:rPr>
-        <w:t xml:space="preserve">Auburn University, the Department of </w:t>
-      </w:r>
-      <w:r>
-        <w:rPr>
-          <w:b w:val="0"/>
-          <w:bCs w:val="0"/>
-          <w:i w:val="0"/>
-          <w:iCs w:val="0"/>
-          <w:color w:val="ED7D31" w:themeColor="accent2"/>
-          <w:sz w:val="22"/>
-          <w:szCs w:val="22"/>
-        </w:rPr>
-        <w:t>Wildlife Sciences</w:t>
-      </w:r>
-      <w:r>
-        <w:rPr>
-          <w:b w:val="0"/>
-          <w:bCs w:val="0"/>
-          <w:i w:val="0"/>
-          <w:iCs w:val="0"/>
-          <w:color w:val="ED7D31" w:themeColor="accent2"/>
-          <w:sz w:val="22"/>
-          <w:szCs w:val="22"/>
-        </w:rPr>
-        <w:t xml:space="preserve"> or </w:t>
-      </w:r>
-      <w:r>
-        <w:rPr>
-          <w:b w:val="0"/>
-          <w:bCs w:val="0"/>
-          <w:i w:val="0"/>
-          <w:iCs w:val="0"/>
-          <w:color w:val="ED7D31" w:themeColor="accent2"/>
-          <w:sz w:val="22"/>
-          <w:szCs w:val="22"/>
-        </w:rPr>
-        <w:t xml:space="preserve">the College of Forestry, Wildlife and the Environment. </w:t>
-      </w:r>
-    </w:p>
-    <w:p>
-      <w:pPr>
-        <w:pStyle w:val="BodyText"/>
-        <w:rPr>
-          <w:rFonts w:ascii="Arial" w:hAnsi="Arial" w:cs="Arial"/>
-          <w:sz w:val="22"/>
-          <w:szCs w:val="22"/>
-        </w:rPr>
-      </w:pPr>
-    </w:p>
-    <w:p>
-      <w:pPr>
-        <w:pStyle w:val="BodyText"/>
         <w:rPr>
           <w:rFonts w:ascii="Arial" w:hAnsi="Arial" w:cs="Arial"/>
           <w:sz w:val="22"/>
@@ -1509,16 +1431,7 @@
           <w:sz w:val="22"/>
           <w:szCs w:val="22"/>
         </w:rPr>
-        <w:t xml:space="preserve"> any personally identifying information, such as your name, email address, or precise location, and by reporting all findings in </w:t>
-      </w:r>
-      <w:r>
-        <w:rPr>
-          <w:rFonts w:ascii="Arial" w:hAnsi="Arial" w:cs="Arial"/>
-          <w:color w:val="ED7D31" w:themeColor="accent2"/>
-          <w:sz w:val="22"/>
-          <w:szCs w:val="22"/>
-        </w:rPr>
-        <w:t>total</w:t>
+        <w:t xml:space="preserve"> any personally identifying information, such as your name, email address, or precise location, and by reporting all findings in total</w:t>
       </w:r>
       <w:r>
         <w:rPr>
@@ -3966,6 +3879,7 @@
   <w:style w:type="character" w:default="1" w:styleId="DefaultParagraphFont">
     <w:name w:val="Default Paragraph Font"/>
     <w:uiPriority w:val="1"/>
+    <w:semiHidden/>
     <w:unhideWhenUsed/>
   </w:style>
   <w:style w:type="table" w:default="1" w:styleId="TableNormal">
@@ -4742,25 +4656,10 @@
 </file>
 
 <file path=customXml/item1.xml><?xml version="1.0" encoding="utf-8"?>
-<?mso-contentType ?>
-<FormTemplates xmlns="http://schemas.microsoft.com/sharepoint/v3/contenttype/forms">
-  <Display>DocumentLibraryForm</Display>
-  <Edit>DocumentLibraryForm</Edit>
-  <New>DocumentLibraryForm</New>
-</FormTemplates>
+<b:Sources xmlns:b="http://schemas.openxmlformats.org/officeDocument/2006/bibliography" xmlns="http://schemas.openxmlformats.org/officeDocument/2006/bibliography" SelectedStyle="\APASixthEditionOfficeOnline.xsl" StyleName="APA" Version="6"/>
 </file>
 
 <file path=customXml/item2.xml><?xml version="1.0" encoding="utf-8"?>
-<p:properties xmlns:p="http://schemas.microsoft.com/office/2006/metadata/properties" xmlns:xsi="http://www.w3.org/2001/XMLSchema-instance" xmlns:pc="http://schemas.microsoft.com/office/infopath/2007/PartnerControls">
-  <documentManagement/>
-</p:properties>
-</file>
-
-<file path=customXml/item3.xml><?xml version="1.0" encoding="utf-8"?>
-<b:Sources xmlns:b="http://schemas.openxmlformats.org/officeDocument/2006/bibliography" xmlns="http://schemas.openxmlformats.org/officeDocument/2006/bibliography" SelectedStyle="\APASixthEditionOfficeOnline.xsl" StyleName="APA" Version="6"/>
-</file>
-
-<file path=customXml/item4.xml><?xml version="1.0" encoding="utf-8"?>
 <ct:contentTypeSchema xmlns:ct="http://schemas.microsoft.com/office/2006/metadata/contentType" xmlns:ma="http://schemas.microsoft.com/office/2006/metadata/properties/metaAttributes" ct:_="" ma:_="" ma:contentTypeName="Document" ma:contentTypeID="0x01010071543618D710814CB7A5D363A31D1B96" ma:contentTypeVersion="4" ma:contentTypeDescription="Create a new document." ma:contentTypeScope="" ma:versionID="7cd86c5c0456a903b9d183988ba099f8">
   <xsd:schema xmlns:xsd="http://www.w3.org/2001/XMLSchema" xmlns:xs="http://www.w3.org/2001/XMLSchema" xmlns:p="http://schemas.microsoft.com/office/2006/metadata/properties" xmlns:ns2="880a7bf2-c82d-49e4-b898-1932dfa2e071" targetNamespace="http://schemas.microsoft.com/office/2006/metadata/properties" ma:root="true" ma:fieldsID="b744238f0826e321c7596578166eedbb" ns2:_="">
     <xsd:import namespace="880a7bf2-c82d-49e4-b898-1932dfa2e071"/>
@@ -4904,24 +4803,22 @@
 </ct:contentTypeSchema>
 </file>
 
-<file path=customXml/itemProps1.xml><?xml version="1.0" encoding="utf-8"?>
-<ds:datastoreItem xmlns:ds="http://schemas.openxmlformats.org/officeDocument/2006/customXml" ds:itemID="{5206B0B6-8C6C-49AC-85D5-5CA690A3116E}">
-  <ds:schemaRefs>
-    <ds:schemaRef ds:uri="http://schemas.microsoft.com/sharepoint/v3/contenttype/forms"/>
-  </ds:schemaRefs>
-</ds:datastoreItem>
+<file path=customXml/item3.xml><?xml version="1.0" encoding="utf-8"?>
+<?mso-contentType ?>
+<FormTemplates xmlns="http://schemas.microsoft.com/sharepoint/v3/contenttype/forms">
+  <Display>DocumentLibraryForm</Display>
+  <Edit>DocumentLibraryForm</Edit>
+  <New>DocumentLibraryForm</New>
+</FormTemplates>
 </file>
 
-<file path=customXml/itemProps2.xml><?xml version="1.0" encoding="utf-8"?>
-<ds:datastoreItem xmlns:ds="http://schemas.openxmlformats.org/officeDocument/2006/customXml" ds:itemID="{34087AAC-41CE-4155-8A56-80D768AFF13D}">
-  <ds:schemaRefs>
-    <ds:schemaRef ds:uri="http://schemas.microsoft.com/office/2006/metadata/properties"/>
-    <ds:schemaRef ds:uri="http://schemas.microsoft.com/office/infopath/2007/PartnerControls"/>
-  </ds:schemaRefs>
-</ds:datastoreItem>
+<file path=customXml/item4.xml><?xml version="1.0" encoding="utf-8"?>
+<p:properties xmlns:p="http://schemas.microsoft.com/office/2006/metadata/properties" xmlns:xsi="http://www.w3.org/2001/XMLSchema-instance" xmlns:pc="http://schemas.microsoft.com/office/infopath/2007/PartnerControls">
+  <documentManagement/>
+</p:properties>
 </file>
 
-<file path=customXml/itemProps3.xml><?xml version="1.0" encoding="utf-8"?>
+<file path=customXml/itemProps1.xml><?xml version="1.0" encoding="utf-8"?>
 <ds:datastoreItem xmlns:ds="http://schemas.openxmlformats.org/officeDocument/2006/customXml" ds:itemID="{0571D359-F282-4348-8A78-B3973A3C8606}">
   <ds:schemaRefs>
     <ds:schemaRef ds:uri="http://schemas.openxmlformats.org/officeDocument/2006/bibliography"/>
@@ -4929,7 +4826,7 @@
 </ds:datastoreItem>
 </file>
 
-<file path=customXml/itemProps4.xml><?xml version="1.0" encoding="utf-8"?>
+<file path=customXml/itemProps2.xml><?xml version="1.0" encoding="utf-8"?>
 <ds:datastoreItem xmlns:ds="http://schemas.openxmlformats.org/officeDocument/2006/customXml" ds:itemID="{6B111C89-5277-4F7F-BAB2-88DBB731BE3F}">
   <ds:schemaRefs>
     <ds:schemaRef ds:uri="http://schemas.microsoft.com/office/2006/metadata/contentType"/>
@@ -4945,4 +4842,21 @@
     <ds:schemaRef ds:uri="http://schemas.microsoft.com/internal/obd"/>
   </ds:schemaRefs>
 </ds:datastoreItem>
+</file>
+
+<file path=customXml/itemProps3.xml><?xml version="1.0" encoding="utf-8"?>
+<ds:datastoreItem xmlns:ds="http://schemas.openxmlformats.org/officeDocument/2006/customXml" ds:itemID="{5206B0B6-8C6C-49AC-85D5-5CA690A3116E}">
+  <ds:schemaRefs>
+    <ds:schemaRef ds:uri="http://schemas.microsoft.com/sharepoint/v3/contenttype/forms"/>
+  </ds:schemaRefs>
+</ds:datastoreItem>
+</file>
+
+<file path=customXml/itemProps4.xml><?xml version="1.0" encoding="utf-8"?>
+<ds:datastoreItem xmlns:ds="http://schemas.openxmlformats.org/officeDocument/2006/customXml" ds:itemID="{34087AAC-41CE-4155-8A56-80D768AFF13D}">
+  <ds:schemaRefs>
+    <ds:schemaRef ds:uri="http://schemas.microsoft.com/office/2006/metadata/properties"/>
+    <ds:schemaRef ds:uri="http://schemas.microsoft.com/office/infopath/2007/PartnerControls"/>
+  </ds:schemaRefs>
+</ds:datastoreItem>
 </file>
--- a/Documents /HRP-581 - TEMPLATE - Information Letter.docx
+++ b/Documents /HRP-581 - TEMPLATE - Information Letter.docx
@@ -241,7 +241,41 @@
           <w:sz w:val="22"/>
           <w:szCs w:val="22"/>
         </w:rPr>
-        <w:t xml:space="preserve">Are bird feeders and backyard poultry impacting behavior and disease dynamics in </w:t>
+        <w:t>Are bird feeders and backyard poultry</w:t>
+      </w:r>
+      <w:r>
+        <w:rPr>
+          <w:color w:val="ED7D31" w:themeColor="accent2"/>
+          <w:sz w:val="22"/>
+          <w:szCs w:val="22"/>
+        </w:rPr>
+        <w:t xml:space="preserve"> OR </w:t>
+      </w:r>
+      <w:proofErr w:type="gramStart"/>
+      <w:r>
+        <w:rPr>
+          <w:color w:val="ED7D31" w:themeColor="accent2"/>
+          <w:sz w:val="22"/>
+          <w:szCs w:val="22"/>
+        </w:rPr>
+        <w:t>How</w:t>
+      </w:r>
+      <w:proofErr w:type="gramEnd"/>
+      <w:r>
+        <w:rPr>
+          <w:color w:val="ED7D31" w:themeColor="accent2"/>
+          <w:sz w:val="22"/>
+          <w:szCs w:val="22"/>
+        </w:rPr>
+        <w:t xml:space="preserve"> is anthropogenic activity</w:t>
+      </w:r>
+      <w:r>
+        <w:rPr>
+          <w:color w:val="ED7D31" w:themeColor="accent2"/>
+          <w:sz w:val="22"/>
+          <w:szCs w:val="22"/>
+        </w:rPr>
+        <w:t xml:space="preserve"> impacting behavior and disease dynamics in </w:t>
       </w:r>
       <w:r>
         <w:rPr>

--- a/Documents /HRP-581 - TEMPLATE - Information Letter.docx
+++ b/Documents /HRP-581 - TEMPLATE - Information Letter.docx
@@ -1,6 +1,6 @@
 
 <file path=word/document.xml><?xml version="1.0" encoding="utf-8"?>
-<w:document xmlns:wpc="http://schemas.microsoft.com/office/word/2010/wordprocessingCanvas" xmlns:cx="http://schemas.microsoft.com/office/drawing/2014/chartex" xmlns:cx1="http://schemas.microsoft.com/office/drawing/2015/9/8/chartex" xmlns:cx2="http://schemas.microsoft.com/office/drawing/2015/10/21/chartex" xmlns:cx3="http://schemas.microsoft.com/office/drawing/2016/5/9/chartex" xmlns:cx4="http://schemas.microsoft.com/office/drawing/2016/5/10/chartex" xmlns:cx5="http://schemas.microsoft.com/office/drawing/2016/5/11/chartex" xmlns:cx6="http://schemas.microsoft.com/office/drawing/2016/5/12/chartex" xmlns:cx7="http://schemas.microsoft.com/office/drawing/2016/5/13/chartex" xmlns:cx8="http://schemas.microsoft.com/office/drawing/2016/5/14/chartex" xmlns:mc="http://schemas.openxmlformats.org/markup-compatibility/2006" xmlns:aink="http://schemas.microsoft.com/office/drawing/2016/ink" xmlns:am3d="http://schemas.microsoft.com/office/drawing/2017/model3d" xmlns:o="urn:schemas-microsoft-com:office:office" xmlns:oel="http://schemas.microsoft.com/office/2019/extlst" xmlns:r="http://schemas.openxmlformats.org/officeDocument/2006/relationships" xmlns:m="http://schemas.openxmlformats.org/officeDocument/2006/math" xmlns:v="urn:schemas-microsoft-com:vml" xmlns:wp14="http://schemas.microsoft.com/office/word/2010/wordprocessingDrawing" xmlns:wp="http://schemas.openxmlformats.org/drawingml/2006/wordprocessingDrawing" xmlns:w10="urn:schemas-microsoft-com:office:word" xmlns:w="http://schemas.openxmlformats.org/wordprocessingml/2006/main" xmlns:w14="http://schemas.microsoft.com/office/word/2010/wordml" xmlns:w15="http://schemas.microsoft.com/office/word/2012/wordml" xmlns:w16cex="http://schemas.microsoft.com/office/word/2018/wordml/cex" xmlns:w16cid="http://schemas.microsoft.com/office/word/2016/wordml/cid" xmlns:w16="http://schemas.microsoft.com/office/word/2018/wordml" xmlns:w16du="http://schemas.microsoft.com/office/word/2023/wordml/word16du" xmlns:w16sdtdh="http://schemas.microsoft.com/office/word/2020/wordml/sdtdatahash" xmlns:w16sdtfl="http://schemas.microsoft.com/office/word/2024/wordml/sdtformatlock" xmlns:w16se="http://schemas.microsoft.com/office/word/2015/wordml/symex" xmlns:wpg="http://schemas.microsoft.com/office/word/2010/wordprocessingGroup" xmlns:wpi="http://schemas.microsoft.com/office/word/2010/wordprocessingInk" xmlns:wne="http://schemas.microsoft.com/office/word/2006/wordml" xmlns:wps="http://schemas.microsoft.com/office/word/2010/wordprocessingShape" mc:Ignorable="w14 w15 w16se w16cid w16 w16cex w16sdtdh w16sdtfl w16du wp14">
+<w:document xmlns:wpc="http://schemas.microsoft.com/office/word/2010/wordprocessingCanvas" xmlns:cx="http://schemas.microsoft.com/office/drawing/2014/chartex" xmlns:cx1="http://schemas.microsoft.com/office/drawing/2015/9/8/chartex" xmlns:cx2="http://schemas.microsoft.com/office/drawing/2015/10/21/chartex" xmlns:cx3="http://schemas.microsoft.com/office/drawing/2016/5/9/chartex" xmlns:cx4="http://schemas.microsoft.com/office/drawing/2016/5/10/chartex" xmlns:cx5="http://schemas.microsoft.com/office/drawing/2016/5/11/chartex" xmlns:cx6="http://schemas.microsoft.com/office/drawing/2016/5/12/chartex" xmlns:cx7="http://schemas.microsoft.com/office/drawing/2016/5/13/chartex" xmlns:cx8="http://schemas.microsoft.com/office/drawing/2016/5/14/chartex" xmlns:mc="http://schemas.openxmlformats.org/markup-compatibility/2006" xmlns:m="http://schemas.openxmlformats.org/officeDocument/2006/math" xmlns:aink="http://schemas.microsoft.com/office/drawing/2016/ink" xmlns:am3d="http://schemas.microsoft.com/office/drawing/2017/model3d" xmlns:oel="http://schemas.microsoft.com/office/2019/extlst" xmlns:r="http://schemas.openxmlformats.org/officeDocument/2006/relationships" xmlns:wp14="http://schemas.microsoft.com/office/word/2010/wordprocessingDrawing" xmlns:wp="http://schemas.openxmlformats.org/drawingml/2006/wordprocessingDrawing" xmlns:wpg="http://schemas.microsoft.com/office/word/2010/wordprocessingGroup" xmlns:wpi="http://schemas.microsoft.com/office/word/2010/wordprocessingInk" xmlns:wps="http://schemas.microsoft.com/office/word/2010/wordprocessingShape" xmlns:o="urn:schemas-microsoft-com:office:office" xmlns:v="urn:schemas-microsoft-com:vml" xmlns:w10="urn:schemas-microsoft-com:office:word" xmlns:w="http://schemas.openxmlformats.org/wordprocessingml/2006/main" xmlns:w14="http://schemas.microsoft.com/office/word/2010/wordml" xmlns:w15="http://schemas.microsoft.com/office/word/2012/wordml" xmlns:w16cex="http://schemas.microsoft.com/office/word/2018/wordml/cex" xmlns:w16cid="http://schemas.microsoft.com/office/word/2016/wordml/cid" xmlns:w16="http://schemas.microsoft.com/office/word/2018/wordml" xmlns:w16sdtdh="http://schemas.microsoft.com/office/word/2020/wordml/sdtdatahash" xmlns:w16sdtfl="http://schemas.microsoft.com/office/word/2024/wordml/sdtformatlock" xmlns:w16se="http://schemas.microsoft.com/office/word/2015/wordml/symex" xmlns:w16du="http://schemas.microsoft.com/office/word/2023/wordml/word16du" xmlns:wne="http://schemas.microsoft.com/office/word/2006/wordml" mc:Ignorable="w14 w15 w16se w16cid w16 w16cex w16sdtdh w16sdtfl w16du wp14">
   <w:body>
     <w:p>
       <w:pPr>
@@ -488,7 +488,7 @@
           <w:sz w:val="22"/>
           <w:szCs w:val="22"/>
         </w:rPr>
-        <w:t>____</w:t>
+        <w:t>___</w:t>
       </w:r>
       <w:r>
         <w:rPr>
@@ -499,46 +499,24 @@
           <w:szCs w:val="22"/>
           <w:u w:val="single"/>
         </w:rPr>
-        <w:t>(</w:t>
+        <w:t>examine the motivations, behaviors, and perceptions of individuals who engage in backyard bird feeding and backyard poultry keeping, including their attachment to their property, their awareness of diseases that can spread between wild birds, poultry, and humans, and their conservation-related attitudes and actions</w:t>
       </w:r>
       <w:r>
         <w:rPr>
           <w:rFonts w:ascii="Arial" w:hAnsi="Arial" w:cs="Arial"/>
           <w:i/>
-          <w:color w:val="ED7D31" w:themeColor="accent2"/>
-          <w:sz w:val="22"/>
-          <w:szCs w:val="22"/>
-          <w:u w:val="single"/>
-        </w:rPr>
-        <w:t>examine the motivations, behaviors, and perceptions of individuals who engage in backyard bird feeding and backyard poultry keeping, including their attachment to their property, their awareness of diseases that can spread between wild birds, poultry, and humans, and their conservation-related attitudes and actions.</w:t>
-      </w:r>
-      <w:r>
-        <w:rPr>
-          <w:rFonts w:ascii="Arial" w:hAnsi="Arial" w:cs="Arial"/>
-          <w:i/>
-          <w:color w:val="ED7D31" w:themeColor="accent2"/>
-          <w:sz w:val="22"/>
-          <w:szCs w:val="22"/>
-          <w:u w:val="single"/>
-        </w:rPr>
-        <w:t>)</w:t>
-      </w:r>
-      <w:r>
-        <w:rPr>
-          <w:rFonts w:ascii="Arial" w:hAnsi="Arial" w:cs="Arial"/>
-          <w:i/>
-          <w:sz w:val="22"/>
-          <w:szCs w:val="22"/>
-        </w:rPr>
-        <w:t>____.</w:t>
-      </w:r>
-      <w:r>
-        <w:rPr>
-          <w:rFonts w:ascii="Arial" w:hAnsi="Arial" w:cs="Arial"/>
-          <w:sz w:val="22"/>
-          <w:szCs w:val="22"/>
-        </w:rPr>
-        <w:t xml:space="preserve">  The study is being conducted by </w:t>
+          <w:sz w:val="22"/>
+          <w:szCs w:val="22"/>
+        </w:rPr>
+        <w:t>.</w:t>
+      </w:r>
+      <w:r>
+        <w:rPr>
+          <w:rFonts w:ascii="Arial" w:hAnsi="Arial" w:cs="Arial"/>
+          <w:sz w:val="22"/>
+          <w:szCs w:val="22"/>
+        </w:rPr>
+        <w:t xml:space="preserve"> The study is being conducted by </w:t>
       </w:r>
       <w:proofErr w:type="gramStart"/>
       <w:r>
@@ -756,15 +734,15 @@
           <w:sz w:val="22"/>
           <w:szCs w:val="22"/>
         </w:rPr>
-        <w:t>.  You were selected as a possible participant because you are _</w:t>
-      </w:r>
-      <w:r>
-        <w:rPr>
-          <w:rFonts w:ascii="Arial" w:hAnsi="Arial" w:cs="Arial"/>
-          <w:sz w:val="22"/>
-          <w:szCs w:val="22"/>
-        </w:rPr>
-        <w:t>_</w:t>
+        <w:t xml:space="preserve">.  You were selected as a possible participant because you are </w:t>
+      </w:r>
+      <w:r>
+        <w:rPr>
+          <w:rFonts w:ascii="Arial" w:hAnsi="Arial" w:cs="Arial"/>
+          <w:sz w:val="22"/>
+          <w:szCs w:val="22"/>
+        </w:rPr>
+        <w:t>an</w:t>
       </w:r>
       <w:r>
         <w:rPr>
@@ -775,15 +753,7 @@
           <w:sz w:val="22"/>
           <w:szCs w:val="22"/>
         </w:rPr>
-        <w:t>(</w:t>
-      </w:r>
-      <w:r>
-        <w:rPr>
-          <w:rFonts w:ascii="Arial" w:hAnsi="Arial" w:cs="Arial"/>
-          <w:sz w:val="22"/>
-          <w:szCs w:val="22"/>
-        </w:rPr>
-        <w:t>an</w:t>
+        <w:t xml:space="preserve"> adult (18 years of age or older) who maintains backyard bird feeders and/or keeps backyard poultry in the Southeastern United States</w:t>
       </w:r>
       <w:r>
         <w:rPr>
@@ -794,26 +764,7 @@
           <w:sz w:val="22"/>
           <w:szCs w:val="22"/>
         </w:rPr>
-        <w:t xml:space="preserve"> adult (18 years of age or older) who maintains backyard bird feeders and/or keeps backyard poultry in the Southeastern United States.</w:t>
-      </w:r>
-      <w:r>
-        <w:rPr>
-          <w:rFonts w:ascii="Arial" w:hAnsi="Arial" w:cs="Arial"/>
-          <w:i/>
-          <w:iCs/>
-          <w:color w:val="ED7D31" w:themeColor="accent2"/>
-          <w:sz w:val="22"/>
-          <w:szCs w:val="22"/>
-        </w:rPr>
-        <w:t>)</w:t>
-      </w:r>
-      <w:r>
-        <w:rPr>
-          <w:rFonts w:ascii="Arial" w:hAnsi="Arial" w:cs="Arial"/>
-          <w:sz w:val="22"/>
-          <w:szCs w:val="22"/>
-        </w:rPr>
-        <w:t>___.</w:t>
+        <w:t xml:space="preserve">. </w:t>
       </w:r>
     </w:p>
     <w:p>
@@ -878,7 +829,7 @@
           <w:sz w:val="22"/>
           <w:szCs w:val="22"/>
         </w:rPr>
-        <w:t>complete an on</w:t>
+        <w:t xml:space="preserve">complete an </w:t>
       </w:r>
       <w:r>
         <w:rPr>
@@ -890,7 +841,7 @@
           <w:sz w:val="22"/>
           <w:szCs w:val="22"/>
         </w:rPr>
-        <w:t>line or on-paper</w:t>
+        <w:t xml:space="preserve">anonymous </w:t>
       </w:r>
       <w:r>
         <w:rPr>
@@ -902,7 +853,43 @@
           <w:sz w:val="22"/>
           <w:szCs w:val="22"/>
         </w:rPr>
-        <w:t xml:space="preserve"> survey about your backyard wildlife feeding practices, your perceptions of avian disease risk, and your conservation-related attitudes and behaviors. </w:t>
+        <w:t>on</w:t>
+      </w:r>
+      <w:r>
+        <w:rPr>
+          <w:b w:val="0"/>
+          <w:bCs w:val="0"/>
+          <w:i w:val="0"/>
+          <w:iCs w:val="0"/>
+          <w:color w:val="ED7D31" w:themeColor="accent2"/>
+          <w:sz w:val="22"/>
+          <w:szCs w:val="22"/>
+        </w:rPr>
+        <w:t>line</w:t>
+      </w:r>
+      <w:r>
+        <w:rPr>
+          <w:b w:val="0"/>
+          <w:bCs w:val="0"/>
+          <w:i w:val="0"/>
+          <w:iCs w:val="0"/>
+          <w:color w:val="ED7D31" w:themeColor="accent2"/>
+          <w:sz w:val="22"/>
+          <w:szCs w:val="22"/>
+        </w:rPr>
+        <w:t xml:space="preserve"> </w:t>
+      </w:r>
+      <w:r>
+        <w:rPr>
+          <w:b w:val="0"/>
+          <w:bCs w:val="0"/>
+          <w:i w:val="0"/>
+          <w:iCs w:val="0"/>
+          <w:color w:val="ED7D31" w:themeColor="accent2"/>
+          <w:sz w:val="22"/>
+          <w:szCs w:val="22"/>
+        </w:rPr>
+        <w:t xml:space="preserve">survey about your backyard wildlife feeding practices, your perceptions of avian disease risk, and your conservation-related attitudes and behaviors. </w:t>
       </w:r>
       <w:r>
         <w:rPr>
@@ -1404,24 +1391,12 @@
       <w:r>
         <w:rPr>
           <w:rFonts w:ascii="Arial" w:hAnsi="Arial" w:cs="Arial"/>
-          <w:i/>
-          <w:iCs w:val="0"/>
-          <w:color w:val="ED7D31" w:themeColor="accent2"/>
-          <w:sz w:val="22"/>
-          <w:szCs w:val="22"/>
-        </w:rPr>
-        <w:t>(anonymou</w:t>
-      </w:r>
-      <w:r>
-        <w:rPr>
-          <w:rFonts w:ascii="Arial" w:hAnsi="Arial" w:cs="Arial"/>
-          <w:i/>
-          <w:iCs w:val="0"/>
-          <w:color w:val="ED7D31" w:themeColor="accent2"/>
-          <w:sz w:val="22"/>
-          <w:szCs w:val="22"/>
-        </w:rPr>
-        <w:t>s)</w:t>
+          <w:b/>
+          <w:bCs/>
+          <w:sz w:val="22"/>
+          <w:szCs w:val="22"/>
+        </w:rPr>
+        <w:t>anonymous</w:t>
       </w:r>
       <w:r>
         <w:rPr>
@@ -1713,7 +1688,7 @@
 </file>
 
 <file path=word/endnotes.xml><?xml version="1.0" encoding="utf-8"?>
-<w:endnotes xmlns:wpc="http://schemas.microsoft.com/office/word/2010/wordprocessingCanvas" xmlns:cx="http://schemas.microsoft.com/office/drawing/2014/chartex" xmlns:cx1="http://schemas.microsoft.com/office/drawing/2015/9/8/chartex" xmlns:cx2="http://schemas.microsoft.com/office/drawing/2015/10/21/chartex" xmlns:cx3="http://schemas.microsoft.com/office/drawing/2016/5/9/chartex" xmlns:cx4="http://schemas.microsoft.com/office/drawing/2016/5/10/chartex" xmlns:cx5="http://schemas.microsoft.com/office/drawing/2016/5/11/chartex" xmlns:cx6="http://schemas.microsoft.com/office/drawing/2016/5/12/chartex" xmlns:cx7="http://schemas.microsoft.com/office/drawing/2016/5/13/chartex" xmlns:cx8="http://schemas.microsoft.com/office/drawing/2016/5/14/chartex" xmlns:mc="http://schemas.openxmlformats.org/markup-compatibility/2006" xmlns:aink="http://schemas.microsoft.com/office/drawing/2016/ink" xmlns:am3d="http://schemas.microsoft.com/office/drawing/2017/model3d" xmlns:o="urn:schemas-microsoft-com:office:office" xmlns:oel="http://schemas.microsoft.com/office/2019/extlst" xmlns:r="http://schemas.openxmlformats.org/officeDocument/2006/relationships" xmlns:m="http://schemas.openxmlformats.org/officeDocument/2006/math" xmlns:v="urn:schemas-microsoft-com:vml" xmlns:wp14="http://schemas.microsoft.com/office/word/2010/wordprocessingDrawing" xmlns:wp="http://schemas.openxmlformats.org/drawingml/2006/wordprocessingDrawing" xmlns:w10="urn:schemas-microsoft-com:office:word" xmlns:w="http://schemas.openxmlformats.org/wordprocessingml/2006/main" xmlns:w14="http://schemas.microsoft.com/office/word/2010/wordml" xmlns:w15="http://schemas.microsoft.com/office/word/2012/wordml" xmlns:w16cex="http://schemas.microsoft.com/office/word/2018/wordml/cex" xmlns:w16cid="http://schemas.microsoft.com/office/word/2016/wordml/cid" xmlns:w16="http://schemas.microsoft.com/office/word/2018/wordml" xmlns:w16du="http://schemas.microsoft.com/office/word/2023/wordml/word16du" xmlns:w16sdtdh="http://schemas.microsoft.com/office/word/2020/wordml/sdtdatahash" xmlns:w16sdtfl="http://schemas.microsoft.com/office/word/2024/wordml/sdtformatlock" xmlns:w16se="http://schemas.microsoft.com/office/word/2015/wordml/symex" xmlns:wpg="http://schemas.microsoft.com/office/word/2010/wordprocessingGroup" xmlns:wpi="http://schemas.microsoft.com/office/word/2010/wordprocessingInk" xmlns:wne="http://schemas.microsoft.com/office/word/2006/wordml" xmlns:wps="http://schemas.microsoft.com/office/word/2010/wordprocessingShape" mc:Ignorable="w14 w15 w16se w16cid w16 w16cex w16sdtdh w16sdtfl w16du wp14">
+<w:endnotes xmlns:wpc="http://schemas.microsoft.com/office/word/2010/wordprocessingCanvas" xmlns:cx="http://schemas.microsoft.com/office/drawing/2014/chartex" xmlns:cx1="http://schemas.microsoft.com/office/drawing/2015/9/8/chartex" xmlns:cx2="http://schemas.microsoft.com/office/drawing/2015/10/21/chartex" xmlns:cx3="http://schemas.microsoft.com/office/drawing/2016/5/9/chartex" xmlns:cx4="http://schemas.microsoft.com/office/drawing/2016/5/10/chartex" xmlns:cx5="http://schemas.microsoft.com/office/drawing/2016/5/11/chartex" xmlns:cx6="http://schemas.microsoft.com/office/drawing/2016/5/12/chartex" xmlns:cx7="http://schemas.microsoft.com/office/drawing/2016/5/13/chartex" xmlns:cx8="http://schemas.microsoft.com/office/drawing/2016/5/14/chartex" xmlns:mc="http://schemas.openxmlformats.org/markup-compatibility/2006" xmlns:m="http://schemas.openxmlformats.org/officeDocument/2006/math" xmlns:aink="http://schemas.microsoft.com/office/drawing/2016/ink" xmlns:am3d="http://schemas.microsoft.com/office/drawing/2017/model3d" xmlns:oel="http://schemas.microsoft.com/office/2019/extlst" xmlns:r="http://schemas.openxmlformats.org/officeDocument/2006/relationships" xmlns:wp14="http://schemas.microsoft.com/office/word/2010/wordprocessingDrawing" xmlns:wp="http://schemas.openxmlformats.org/drawingml/2006/wordprocessingDrawing" xmlns:wpg="http://schemas.microsoft.com/office/word/2010/wordprocessingGroup" xmlns:wpi="http://schemas.microsoft.com/office/word/2010/wordprocessingInk" xmlns:wps="http://schemas.microsoft.com/office/word/2010/wordprocessingShape" xmlns:o="urn:schemas-microsoft-com:office:office" xmlns:v="urn:schemas-microsoft-com:vml" xmlns:w10="urn:schemas-microsoft-com:office:word" xmlns:w="http://schemas.openxmlformats.org/wordprocessingml/2006/main" xmlns:w14="http://schemas.microsoft.com/office/word/2010/wordml" xmlns:w15="http://schemas.microsoft.com/office/word/2012/wordml" xmlns:w16cex="http://schemas.microsoft.com/office/word/2018/wordml/cex" xmlns:w16cid="http://schemas.microsoft.com/office/word/2016/wordml/cid" xmlns:w16="http://schemas.microsoft.com/office/word/2018/wordml" xmlns:w16sdtdh="http://schemas.microsoft.com/office/word/2020/wordml/sdtdatahash" xmlns:w16sdtfl="http://schemas.microsoft.com/office/word/2024/wordml/sdtformatlock" xmlns:w16se="http://schemas.microsoft.com/office/word/2015/wordml/symex" xmlns:w16du="http://schemas.microsoft.com/office/word/2023/wordml/word16du" xmlns:wne="http://schemas.microsoft.com/office/word/2006/wordml" mc:Ignorable="w14 w15 w16se w16cid w16 w16cex w16sdtdh w16sdtfl w16du wp14">
   <w:endnote w:type="separator" w:id="-1">
     <w:p>
       <w:pPr>
@@ -1738,7 +1713,7 @@
 </file>
 
 <file path=word/footer1.xml><?xml version="1.0" encoding="utf-8"?>
-<w:ftr xmlns:wpc="http://schemas.microsoft.com/office/word/2010/wordprocessingCanvas" xmlns:cx="http://schemas.microsoft.com/office/drawing/2014/chartex" xmlns:cx1="http://schemas.microsoft.com/office/drawing/2015/9/8/chartex" xmlns:cx2="http://schemas.microsoft.com/office/drawing/2015/10/21/chartex" xmlns:cx3="http://schemas.microsoft.com/office/drawing/2016/5/9/chartex" xmlns:cx4="http://schemas.microsoft.com/office/drawing/2016/5/10/chartex" xmlns:cx5="http://schemas.microsoft.com/office/drawing/2016/5/11/chartex" xmlns:cx6="http://schemas.microsoft.com/office/drawing/2016/5/12/chartex" xmlns:cx7="http://schemas.microsoft.com/office/drawing/2016/5/13/chartex" xmlns:cx8="http://schemas.microsoft.com/office/drawing/2016/5/14/chartex" xmlns:mc="http://schemas.openxmlformats.org/markup-compatibility/2006" xmlns:aink="http://schemas.microsoft.com/office/drawing/2016/ink" xmlns:am3d="http://schemas.microsoft.com/office/drawing/2017/model3d" xmlns:o="urn:schemas-microsoft-com:office:office" xmlns:oel="http://schemas.microsoft.com/office/2019/extlst" xmlns:r="http://schemas.openxmlformats.org/officeDocument/2006/relationships" xmlns:m="http://schemas.openxmlformats.org/officeDocument/2006/math" xmlns:v="urn:schemas-microsoft-com:vml" xmlns:wp14="http://schemas.microsoft.com/office/word/2010/wordprocessingDrawing" xmlns:wp="http://schemas.openxmlformats.org/drawingml/2006/wordprocessingDrawing" xmlns:w10="urn:schemas-microsoft-com:office:word" xmlns:w="http://schemas.openxmlformats.org/wordprocessingml/2006/main" xmlns:w14="http://schemas.microsoft.com/office/word/2010/wordml" xmlns:w15="http://schemas.microsoft.com/office/word/2012/wordml" xmlns:w16cex="http://schemas.microsoft.com/office/word/2018/wordml/cex" xmlns:w16cid="http://schemas.microsoft.com/office/word/2016/wordml/cid" xmlns:w16="http://schemas.microsoft.com/office/word/2018/wordml" xmlns:w16du="http://schemas.microsoft.com/office/word/2023/wordml/word16du" xmlns:w16sdtdh="http://schemas.microsoft.com/office/word/2020/wordml/sdtdatahash" xmlns:w16sdtfl="http://schemas.microsoft.com/office/word/2024/wordml/sdtformatlock" xmlns:w16se="http://schemas.microsoft.com/office/word/2015/wordml/symex" xmlns:wpg="http://schemas.microsoft.com/office/word/2010/wordprocessingGroup" xmlns:wpi="http://schemas.microsoft.com/office/word/2010/wordprocessingInk" xmlns:wne="http://schemas.microsoft.com/office/word/2006/wordml" xmlns:wps="http://schemas.microsoft.com/office/word/2010/wordprocessingShape" mc:Ignorable="w14 w15 w16se w16cid w16 w16cex w16sdtdh w16sdtfl w16du wp14">
+<w:ftr xmlns:wpc="http://schemas.microsoft.com/office/word/2010/wordprocessingCanvas" xmlns:cx="http://schemas.microsoft.com/office/drawing/2014/chartex" xmlns:cx1="http://schemas.microsoft.com/office/drawing/2015/9/8/chartex" xmlns:cx2="http://schemas.microsoft.com/office/drawing/2015/10/21/chartex" xmlns:cx3="http://schemas.microsoft.com/office/drawing/2016/5/9/chartex" xmlns:cx4="http://schemas.microsoft.com/office/drawing/2016/5/10/chartex" xmlns:cx5="http://schemas.microsoft.com/office/drawing/2016/5/11/chartex" xmlns:cx6="http://schemas.microsoft.com/office/drawing/2016/5/12/chartex" xmlns:cx7="http://schemas.microsoft.com/office/drawing/2016/5/13/chartex" xmlns:cx8="http://schemas.microsoft.com/office/drawing/2016/5/14/chartex" xmlns:mc="http://schemas.openxmlformats.org/markup-compatibility/2006" xmlns:m="http://schemas.openxmlformats.org/officeDocument/2006/math" xmlns:aink="http://schemas.microsoft.com/office/drawing/2016/ink" xmlns:am3d="http://schemas.microsoft.com/office/drawing/2017/model3d" xmlns:oel="http://schemas.microsoft.com/office/2019/extlst" xmlns:r="http://schemas.openxmlformats.org/officeDocument/2006/relationships" xmlns:wp14="http://schemas.microsoft.com/office/word/2010/wordprocessingDrawing" xmlns:wp="http://schemas.openxmlformats.org/drawingml/2006/wordprocessingDrawing" xmlns:wpg="http://schemas.microsoft.com/office/word/2010/wordprocessingGroup" xmlns:wpi="http://schemas.microsoft.com/office/word/2010/wordprocessingInk" xmlns:wps="http://schemas.microsoft.com/office/word/2010/wordprocessingShape" xmlns:o="urn:schemas-microsoft-com:office:office" xmlns:v="urn:schemas-microsoft-com:vml" xmlns:w10="urn:schemas-microsoft-com:office:word" xmlns:w="http://schemas.openxmlformats.org/wordprocessingml/2006/main" xmlns:w14="http://schemas.microsoft.com/office/word/2010/wordml" xmlns:w15="http://schemas.microsoft.com/office/word/2012/wordml" xmlns:w16cex="http://schemas.microsoft.com/office/word/2018/wordml/cex" xmlns:w16cid="http://schemas.microsoft.com/office/word/2016/wordml/cid" xmlns:w16="http://schemas.microsoft.com/office/word/2018/wordml" xmlns:w16sdtdh="http://schemas.microsoft.com/office/word/2020/wordml/sdtdatahash" xmlns:w16sdtfl="http://schemas.microsoft.com/office/word/2024/wordml/sdtformatlock" xmlns:w16se="http://schemas.microsoft.com/office/word/2015/wordml/symex" xmlns:w16du="http://schemas.microsoft.com/office/word/2023/wordml/word16du" xmlns:wne="http://schemas.microsoft.com/office/word/2006/wordml" mc:Ignorable="w14 w15 w16se w16cid w16 w16cex w16sdtdh w16sdtfl w16du wp14">
   <w:p>
     <w:pPr>
       <w:pStyle w:val="Footer"/>
@@ -1748,7 +1723,7 @@
 </file>
 
 <file path=word/footer2.xml><?xml version="1.0" encoding="utf-8"?>
-<w:ftr xmlns:wpc="http://schemas.microsoft.com/office/word/2010/wordprocessingCanvas" xmlns:cx="http://schemas.microsoft.com/office/drawing/2014/chartex" xmlns:cx1="http://schemas.microsoft.com/office/drawing/2015/9/8/chartex" xmlns:cx2="http://schemas.microsoft.com/office/drawing/2015/10/21/chartex" xmlns:cx3="http://schemas.microsoft.com/office/drawing/2016/5/9/chartex" xmlns:cx4="http://schemas.microsoft.com/office/drawing/2016/5/10/chartex" xmlns:cx5="http://schemas.microsoft.com/office/drawing/2016/5/11/chartex" xmlns:cx6="http://schemas.microsoft.com/office/drawing/2016/5/12/chartex" xmlns:cx7="http://schemas.microsoft.com/office/drawing/2016/5/13/chartex" xmlns:cx8="http://schemas.microsoft.com/office/drawing/2016/5/14/chartex" xmlns:mc="http://schemas.openxmlformats.org/markup-compatibility/2006" xmlns:aink="http://schemas.microsoft.com/office/drawing/2016/ink" xmlns:am3d="http://schemas.microsoft.com/office/drawing/2017/model3d" xmlns:o="urn:schemas-microsoft-com:office:office" xmlns:oel="http://schemas.microsoft.com/office/2019/extlst" xmlns:r="http://schemas.openxmlformats.org/officeDocument/2006/relationships" xmlns:m="http://schemas.openxmlformats.org/officeDocument/2006/math" xmlns:v="urn:schemas-microsoft-com:vml" xmlns:wp14="http://schemas.microsoft.com/office/word/2010/wordprocessingDrawing" xmlns:wp="http://schemas.openxmlformats.org/drawingml/2006/wordprocessingDrawing" xmlns:w10="urn:schemas-microsoft-com:office:word" xmlns:w="http://schemas.openxmlformats.org/wordprocessingml/2006/main" xmlns:w14="http://schemas.microsoft.com/office/word/2010/wordml" xmlns:w15="http://schemas.microsoft.com/office/word/2012/wordml" xmlns:w16cex="http://schemas.microsoft.com/office/word/2018/wordml/cex" xmlns:w16cid="http://schemas.microsoft.com/office/word/2016/wordml/cid" xmlns:w16="http://schemas.microsoft.com/office/word/2018/wordml" xmlns:w16du="http://schemas.microsoft.com/office/word/2023/wordml/word16du" xmlns:w16sdtdh="http://schemas.microsoft.com/office/word/2020/wordml/sdtdatahash" xmlns:w16sdtfl="http://schemas.microsoft.com/office/word/2024/wordml/sdtformatlock" xmlns:w16se="http://schemas.microsoft.com/office/word/2015/wordml/symex" xmlns:wpg="http://schemas.microsoft.com/office/word/2010/wordprocessingGroup" xmlns:wpi="http://schemas.microsoft.com/office/word/2010/wordprocessingInk" xmlns:wne="http://schemas.microsoft.com/office/word/2006/wordml" xmlns:wps="http://schemas.microsoft.com/office/word/2010/wordprocessingShape" mc:Ignorable="w14 w15 w16se w16cid w16 w16cex w16sdtdh w16sdtfl w16du wp14">
+<w:ftr xmlns:wpc="http://schemas.microsoft.com/office/word/2010/wordprocessingCanvas" xmlns:cx="http://schemas.microsoft.com/office/drawing/2014/chartex" xmlns:cx1="http://schemas.microsoft.com/office/drawing/2015/9/8/chartex" xmlns:cx2="http://schemas.microsoft.com/office/drawing/2015/10/21/chartex" xmlns:cx3="http://schemas.microsoft.com/office/drawing/2016/5/9/chartex" xmlns:cx4="http://schemas.microsoft.com/office/drawing/2016/5/10/chartex" xmlns:cx5="http://schemas.microsoft.com/office/drawing/2016/5/11/chartex" xmlns:cx6="http://schemas.microsoft.com/office/drawing/2016/5/12/chartex" xmlns:cx7="http://schemas.microsoft.com/office/drawing/2016/5/13/chartex" xmlns:cx8="http://schemas.microsoft.com/office/drawing/2016/5/14/chartex" xmlns:mc="http://schemas.openxmlformats.org/markup-compatibility/2006" xmlns:m="http://schemas.openxmlformats.org/officeDocument/2006/math" xmlns:aink="http://schemas.microsoft.com/office/drawing/2016/ink" xmlns:am3d="http://schemas.microsoft.com/office/drawing/2017/model3d" xmlns:oel="http://schemas.microsoft.com/office/2019/extlst" xmlns:r="http://schemas.openxmlformats.org/officeDocument/2006/relationships" xmlns:wp14="http://schemas.microsoft.com/office/word/2010/wordprocessingDrawing" xmlns:wp="http://schemas.openxmlformats.org/drawingml/2006/wordprocessingDrawing" xmlns:wpg="http://schemas.microsoft.com/office/word/2010/wordprocessingGroup" xmlns:wpi="http://schemas.microsoft.com/office/word/2010/wordprocessingInk" xmlns:wps="http://schemas.microsoft.com/office/word/2010/wordprocessingShape" xmlns:o="urn:schemas-microsoft-com:office:office" xmlns:v="urn:schemas-microsoft-com:vml" xmlns:w10="urn:schemas-microsoft-com:office:word" xmlns:w="http://schemas.openxmlformats.org/wordprocessingml/2006/main" xmlns:w14="http://schemas.microsoft.com/office/word/2010/wordml" xmlns:w15="http://schemas.microsoft.com/office/word/2012/wordml" xmlns:w16cex="http://schemas.microsoft.com/office/word/2018/wordml/cex" xmlns:w16cid="http://schemas.microsoft.com/office/word/2016/wordml/cid" xmlns:w16="http://schemas.microsoft.com/office/word/2018/wordml" xmlns:w16sdtdh="http://schemas.microsoft.com/office/word/2020/wordml/sdtdatahash" xmlns:w16sdtfl="http://schemas.microsoft.com/office/word/2024/wordml/sdtformatlock" xmlns:w16se="http://schemas.microsoft.com/office/word/2015/wordml/symex" xmlns:w16du="http://schemas.microsoft.com/office/word/2023/wordml/word16du" xmlns:wne="http://schemas.microsoft.com/office/word/2006/wordml" mc:Ignorable="w14 w15 w16se w16cid w16 w16cex w16sdtdh w16sdtfl w16du wp14">
   <w:sdt>
     <w:sdtPr>
       <w:id w:val="-910769649"/>
@@ -1960,7 +1935,7 @@
 </file>
 
 <file path=word/footer3.xml><?xml version="1.0" encoding="utf-8"?>
-<w:ftr xmlns:wpc="http://schemas.microsoft.com/office/word/2010/wordprocessingCanvas" xmlns:cx="http://schemas.microsoft.com/office/drawing/2014/chartex" xmlns:cx1="http://schemas.microsoft.com/office/drawing/2015/9/8/chartex" xmlns:cx2="http://schemas.microsoft.com/office/drawing/2015/10/21/chartex" xmlns:cx3="http://schemas.microsoft.com/office/drawing/2016/5/9/chartex" xmlns:cx4="http://schemas.microsoft.com/office/drawing/2016/5/10/chartex" xmlns:cx5="http://schemas.microsoft.com/office/drawing/2016/5/11/chartex" xmlns:cx6="http://schemas.microsoft.com/office/drawing/2016/5/12/chartex" xmlns:cx7="http://schemas.microsoft.com/office/drawing/2016/5/13/chartex" xmlns:cx8="http://schemas.microsoft.com/office/drawing/2016/5/14/chartex" xmlns:mc="http://schemas.openxmlformats.org/markup-compatibility/2006" xmlns:aink="http://schemas.microsoft.com/office/drawing/2016/ink" xmlns:am3d="http://schemas.microsoft.com/office/drawing/2017/model3d" xmlns:o="urn:schemas-microsoft-com:office:office" xmlns:oel="http://schemas.microsoft.com/office/2019/extlst" xmlns:r="http://schemas.openxmlformats.org/officeDocument/2006/relationships" xmlns:m="http://schemas.openxmlformats.org/officeDocument/2006/math" xmlns:v="urn:schemas-microsoft-com:vml" xmlns:wp14="http://schemas.microsoft.com/office/word/2010/wordprocessingDrawing" xmlns:wp="http://schemas.openxmlformats.org/drawingml/2006/wordprocessingDrawing" xmlns:w10="urn:schemas-microsoft-com:office:word" xmlns:w="http://schemas.openxmlformats.org/wordprocessingml/2006/main" xmlns:w14="http://schemas.microsoft.com/office/word/2010/wordml" xmlns:w15="http://schemas.microsoft.com/office/word/2012/wordml" xmlns:w16cex="http://schemas.microsoft.com/office/word/2018/wordml/cex" xmlns:w16cid="http://schemas.microsoft.com/office/word/2016/wordml/cid" xmlns:w16="http://schemas.microsoft.com/office/word/2018/wordml" xmlns:w16du="http://schemas.microsoft.com/office/word/2023/wordml/word16du" xmlns:w16sdtdh="http://schemas.microsoft.com/office/word/2020/wordml/sdtdatahash" xmlns:w16sdtfl="http://schemas.microsoft.com/office/word/2024/wordml/sdtformatlock" xmlns:w16se="http://schemas.microsoft.com/office/word/2015/wordml/symex" xmlns:wpg="http://schemas.microsoft.com/office/word/2010/wordprocessingGroup" xmlns:wpi="http://schemas.microsoft.com/office/word/2010/wordprocessingInk" xmlns:wne="http://schemas.microsoft.com/office/word/2006/wordml" xmlns:wps="http://schemas.microsoft.com/office/word/2010/wordprocessingShape" mc:Ignorable="w14 w15 w16se w16cid w16 w16cex w16sdtdh w16sdtfl w16du wp14">
+<w:ftr xmlns:wpc="http://schemas.microsoft.com/office/word/2010/wordprocessingCanvas" xmlns:cx="http://schemas.microsoft.com/office/drawing/2014/chartex" xmlns:cx1="http://schemas.microsoft.com/office/drawing/2015/9/8/chartex" xmlns:cx2="http://schemas.microsoft.com/office/drawing/2015/10/21/chartex" xmlns:cx3="http://schemas.microsoft.com/office/drawing/2016/5/9/chartex" xmlns:cx4="http://schemas.microsoft.com/office/drawing/2016/5/10/chartex" xmlns:cx5="http://schemas.microsoft.com/office/drawing/2016/5/11/chartex" xmlns:cx6="http://schemas.microsoft.com/office/drawing/2016/5/12/chartex" xmlns:cx7="http://schemas.microsoft.com/office/drawing/2016/5/13/chartex" xmlns:cx8="http://schemas.microsoft.com/office/drawing/2016/5/14/chartex" xmlns:mc="http://schemas.openxmlformats.org/markup-compatibility/2006" xmlns:m="http://schemas.openxmlformats.org/officeDocument/2006/math" xmlns:aink="http://schemas.microsoft.com/office/drawing/2016/ink" xmlns:am3d="http://schemas.microsoft.com/office/drawing/2017/model3d" xmlns:oel="http://schemas.microsoft.com/office/2019/extlst" xmlns:r="http://schemas.openxmlformats.org/officeDocument/2006/relationships" xmlns:wp14="http://schemas.microsoft.com/office/word/2010/wordprocessingDrawing" xmlns:wp="http://schemas.openxmlformats.org/drawingml/2006/wordprocessingDrawing" xmlns:wpg="http://schemas.microsoft.com/office/word/2010/wordprocessingGroup" xmlns:wpi="http://schemas.microsoft.com/office/word/2010/wordprocessingInk" xmlns:wps="http://schemas.microsoft.com/office/word/2010/wordprocessingShape" xmlns:o="urn:schemas-microsoft-com:office:office" xmlns:v="urn:schemas-microsoft-com:vml" xmlns:w10="urn:schemas-microsoft-com:office:word" xmlns:w="http://schemas.openxmlformats.org/wordprocessingml/2006/main" xmlns:w14="http://schemas.microsoft.com/office/word/2010/wordml" xmlns:w15="http://schemas.microsoft.com/office/word/2012/wordml" xmlns:w16cex="http://schemas.microsoft.com/office/word/2018/wordml/cex" xmlns:w16cid="http://schemas.microsoft.com/office/word/2016/wordml/cid" xmlns:w16="http://schemas.microsoft.com/office/word/2018/wordml" xmlns:w16sdtdh="http://schemas.microsoft.com/office/word/2020/wordml/sdtdatahash" xmlns:w16sdtfl="http://schemas.microsoft.com/office/word/2024/wordml/sdtformatlock" xmlns:w16se="http://schemas.microsoft.com/office/word/2015/wordml/symex" xmlns:w16du="http://schemas.microsoft.com/office/word/2023/wordml/word16du" xmlns:wne="http://schemas.microsoft.com/office/word/2006/wordml" mc:Ignorable="w14 w15 w16se w16cid w16 w16cex w16sdtdh w16sdtfl w16du wp14">
   <w:p>
     <w:pPr>
       <w:pStyle w:val="Footer"/>
@@ -2177,7 +2152,7 @@
 </file>
 
 <file path=word/footnotes.xml><?xml version="1.0" encoding="utf-8"?>
-<w:footnotes xmlns:wpc="http://schemas.microsoft.com/office/word/2010/wordprocessingCanvas" xmlns:cx="http://schemas.microsoft.com/office/drawing/2014/chartex" xmlns:cx1="http://schemas.microsoft.com/office/drawing/2015/9/8/chartex" xmlns:cx2="http://schemas.microsoft.com/office/drawing/2015/10/21/chartex" xmlns:cx3="http://schemas.microsoft.com/office/drawing/2016/5/9/chartex" xmlns:cx4="http://schemas.microsoft.com/office/drawing/2016/5/10/chartex" xmlns:cx5="http://schemas.microsoft.com/office/drawing/2016/5/11/chartex" xmlns:cx6="http://schemas.microsoft.com/office/drawing/2016/5/12/chartex" xmlns:cx7="http://schemas.microsoft.com/office/drawing/2016/5/13/chartex" xmlns:cx8="http://schemas.microsoft.com/office/drawing/2016/5/14/chartex" xmlns:mc="http://schemas.openxmlformats.org/markup-compatibility/2006" xmlns:aink="http://schemas.microsoft.com/office/drawing/2016/ink" xmlns:am3d="http://schemas.microsoft.com/office/drawing/2017/model3d" xmlns:o="urn:schemas-microsoft-com:office:office" xmlns:oel="http://schemas.microsoft.com/office/2019/extlst" xmlns:r="http://schemas.openxmlformats.org/officeDocument/2006/relationships" xmlns:m="http://schemas.openxmlformats.org/officeDocument/2006/math" xmlns:v="urn:schemas-microsoft-com:vml" xmlns:wp14="http://schemas.microsoft.com/office/word/2010/wordprocessingDrawing" xmlns:wp="http://schemas.openxmlformats.org/drawingml/2006/wordprocessingDrawing" xmlns:w10="urn:schemas-microsoft-com:office:word" xmlns:w="http://schemas.openxmlformats.org/wordprocessingml/2006/main" xmlns:w14="http://schemas.microsoft.com/office/word/2010/wordml" xmlns:w15="http://schemas.microsoft.com/office/word/2012/wordml" xmlns:w16cex="http://schemas.microsoft.com/office/word/2018/wordml/cex" xmlns:w16cid="http://schemas.microsoft.com/office/word/2016/wordml/cid" xmlns:w16="http://schemas.microsoft.com/office/word/2018/wordml" xmlns:w16du="http://schemas.microsoft.com/office/word/2023/wordml/word16du" xmlns:w16sdtdh="http://schemas.microsoft.com/office/word/2020/wordml/sdtdatahash" xmlns:w16sdtfl="http://schemas.microsoft.com/office/word/2024/wordml/sdtformatlock" xmlns:w16se="http://schemas.microsoft.com/office/word/2015/wordml/symex" xmlns:wpg="http://schemas.microsoft.com/office/word/2010/wordprocessingGroup" xmlns:wpi="http://schemas.microsoft.com/office/word/2010/wordprocessingInk" xmlns:wne="http://schemas.microsoft.com/office/word/2006/wordml" xmlns:wps="http://schemas.microsoft.com/office/word/2010/wordprocessingShape" mc:Ignorable="w14 w15 w16se w16cid w16 w16cex w16sdtdh w16sdtfl w16du wp14">
+<w:footnotes xmlns:wpc="http://schemas.microsoft.com/office/word/2010/wordprocessingCanvas" xmlns:cx="http://schemas.microsoft.com/office/drawing/2014/chartex" xmlns:cx1="http://schemas.microsoft.com/office/drawing/2015/9/8/chartex" xmlns:cx2="http://schemas.microsoft.com/office/drawing/2015/10/21/chartex" xmlns:cx3="http://schemas.microsoft.com/office/drawing/2016/5/9/chartex" xmlns:cx4="http://schemas.microsoft.com/office/drawing/2016/5/10/chartex" xmlns:cx5="http://schemas.microsoft.com/office/drawing/2016/5/11/chartex" xmlns:cx6="http://schemas.microsoft.com/office/drawing/2016/5/12/chartex" xmlns:cx7="http://schemas.microsoft.com/office/drawing/2016/5/13/chartex" xmlns:cx8="http://schemas.microsoft.com/office/drawing/2016/5/14/chartex" xmlns:mc="http://schemas.openxmlformats.org/markup-compatibility/2006" xmlns:m="http://schemas.openxmlformats.org/officeDocument/2006/math" xmlns:aink="http://schemas.microsoft.com/office/drawing/2016/ink" xmlns:am3d="http://schemas.microsoft.com/office/drawing/2017/model3d" xmlns:oel="http://schemas.microsoft.com/office/2019/extlst" xmlns:r="http://schemas.openxmlformats.org/officeDocument/2006/relationships" xmlns:wp14="http://schemas.microsoft.com/office/word/2010/wordprocessingDrawing" xmlns:wp="http://schemas.openxmlformats.org/drawingml/2006/wordprocessingDrawing" xmlns:wpg="http://schemas.microsoft.com/office/word/2010/wordprocessingGroup" xmlns:wpi="http://schemas.microsoft.com/office/word/2010/wordprocessingInk" xmlns:wps="http://schemas.microsoft.com/office/word/2010/wordprocessingShape" xmlns:o="urn:schemas-microsoft-com:office:office" xmlns:v="urn:schemas-microsoft-com:vml" xmlns:w10="urn:schemas-microsoft-com:office:word" xmlns:w="http://schemas.openxmlformats.org/wordprocessingml/2006/main" xmlns:w14="http://schemas.microsoft.com/office/word/2010/wordml" xmlns:w15="http://schemas.microsoft.com/office/word/2012/wordml" xmlns:w16cex="http://schemas.microsoft.com/office/word/2018/wordml/cex" xmlns:w16cid="http://schemas.microsoft.com/office/word/2016/wordml/cid" xmlns:w16="http://schemas.microsoft.com/office/word/2018/wordml" xmlns:w16sdtdh="http://schemas.microsoft.com/office/word/2020/wordml/sdtdatahash" xmlns:w16sdtfl="http://schemas.microsoft.com/office/word/2024/wordml/sdtformatlock" xmlns:w16se="http://schemas.microsoft.com/office/word/2015/wordml/symex" xmlns:w16du="http://schemas.microsoft.com/office/word/2023/wordml/word16du" xmlns:wne="http://schemas.microsoft.com/office/word/2006/wordml" mc:Ignorable="w14 w15 w16se w16cid w16 w16cex w16sdtdh w16sdtfl w16du wp14">
   <w:footnote w:type="separator" w:id="-1">
     <w:p>
       <w:pPr>
@@ -2202,7 +2177,7 @@
 </file>
 
 <file path=word/header1.xml><?xml version="1.0" encoding="utf-8"?>
-<w:hdr xmlns:wpc="http://schemas.microsoft.com/office/word/2010/wordprocessingCanvas" xmlns:cx="http://schemas.microsoft.com/office/drawing/2014/chartex" xmlns:cx1="http://schemas.microsoft.com/office/drawing/2015/9/8/chartex" xmlns:cx2="http://schemas.microsoft.com/office/drawing/2015/10/21/chartex" xmlns:cx3="http://schemas.microsoft.com/office/drawing/2016/5/9/chartex" xmlns:cx4="http://schemas.microsoft.com/office/drawing/2016/5/10/chartex" xmlns:cx5="http://schemas.microsoft.com/office/drawing/2016/5/11/chartex" xmlns:cx6="http://schemas.microsoft.com/office/drawing/2016/5/12/chartex" xmlns:cx7="http://schemas.microsoft.com/office/drawing/2016/5/13/chartex" xmlns:cx8="http://schemas.microsoft.com/office/drawing/2016/5/14/chartex" xmlns:mc="http://schemas.openxmlformats.org/markup-compatibility/2006" xmlns:aink="http://schemas.microsoft.com/office/drawing/2016/ink" xmlns:am3d="http://schemas.microsoft.com/office/drawing/2017/model3d" xmlns:o="urn:schemas-microsoft-com:office:office" xmlns:oel="http://schemas.microsoft.com/office/2019/extlst" xmlns:r="http://schemas.openxmlformats.org/officeDocument/2006/relationships" xmlns:m="http://schemas.openxmlformats.org/officeDocument/2006/math" xmlns:v="urn:schemas-microsoft-com:vml" xmlns:wp14="http://schemas.microsoft.com/office/word/2010/wordprocessingDrawing" xmlns:wp="http://schemas.openxmlformats.org/drawingml/2006/wordprocessingDrawing" xmlns:w10="urn:schemas-microsoft-com:office:word" xmlns:w="http://schemas.openxmlformats.org/wordprocessingml/2006/main" xmlns:w14="http://schemas.microsoft.com/office/word/2010/wordml" xmlns:w15="http://schemas.microsoft.com/office/word/2012/wordml" xmlns:w16cex="http://schemas.microsoft.com/office/word/2018/wordml/cex" xmlns:w16cid="http://schemas.microsoft.com/office/word/2016/wordml/cid" xmlns:w16="http://schemas.microsoft.com/office/word/2018/wordml" xmlns:w16du="http://schemas.microsoft.com/office/word/2023/wordml/word16du" xmlns:w16sdtdh="http://schemas.microsoft.com/office/word/2020/wordml/sdtdatahash" xmlns:w16sdtfl="http://schemas.microsoft.com/office/word/2024/wordml/sdtformatlock" xmlns:w16se="http://schemas.microsoft.com/office/word/2015/wordml/symex" xmlns:wpg="http://schemas.microsoft.com/office/word/2010/wordprocessingGroup" xmlns:wpi="http://schemas.microsoft.com/office/word/2010/wordprocessingInk" xmlns:wne="http://schemas.microsoft.com/office/word/2006/wordml" xmlns:wps="http://schemas.microsoft.com/office/word/2010/wordprocessingShape" mc:Ignorable="w14 w15 w16se w16cid w16 w16cex w16sdtdh w16sdtfl w16du wp14">
+<w:hdr xmlns:wpc="http://schemas.microsoft.com/office/word/2010/wordprocessingCanvas" xmlns:cx="http://schemas.microsoft.com/office/drawing/2014/chartex" xmlns:cx1="http://schemas.microsoft.com/office/drawing/2015/9/8/chartex" xmlns:cx2="http://schemas.microsoft.com/office/drawing/2015/10/21/chartex" xmlns:cx3="http://schemas.microsoft.com/office/drawing/2016/5/9/chartex" xmlns:cx4="http://schemas.microsoft.com/office/drawing/2016/5/10/chartex" xmlns:cx5="http://schemas.microsoft.com/office/drawing/2016/5/11/chartex" xmlns:cx6="http://schemas.microsoft.com/office/drawing/2016/5/12/chartex" xmlns:cx7="http://schemas.microsoft.com/office/drawing/2016/5/13/chartex" xmlns:cx8="http://schemas.microsoft.com/office/drawing/2016/5/14/chartex" xmlns:mc="http://schemas.openxmlformats.org/markup-compatibility/2006" xmlns:m="http://schemas.openxmlformats.org/officeDocument/2006/math" xmlns:aink="http://schemas.microsoft.com/office/drawing/2016/ink" xmlns:am3d="http://schemas.microsoft.com/office/drawing/2017/model3d" xmlns:oel="http://schemas.microsoft.com/office/2019/extlst" xmlns:r="http://schemas.openxmlformats.org/officeDocument/2006/relationships" xmlns:wp14="http://schemas.microsoft.com/office/word/2010/wordprocessingDrawing" xmlns:wp="http://schemas.openxmlformats.org/drawingml/2006/wordprocessingDrawing" xmlns:wpg="http://schemas.microsoft.com/office/word/2010/wordprocessingGroup" xmlns:wpi="http://schemas.microsoft.com/office/word/2010/wordprocessingInk" xmlns:wps="http://schemas.microsoft.com/office/word/2010/wordprocessingShape" xmlns:o="urn:schemas-microsoft-com:office:office" xmlns:v="urn:schemas-microsoft-com:vml" xmlns:w10="urn:schemas-microsoft-com:office:word" xmlns:w="http://schemas.openxmlformats.org/wordprocessingml/2006/main" xmlns:w14="http://schemas.microsoft.com/office/word/2010/wordml" xmlns:w15="http://schemas.microsoft.com/office/word/2012/wordml" xmlns:w16cex="http://schemas.microsoft.com/office/word/2018/wordml/cex" xmlns:w16cid="http://schemas.microsoft.com/office/word/2016/wordml/cid" xmlns:w16="http://schemas.microsoft.com/office/word/2018/wordml" xmlns:w16sdtdh="http://schemas.microsoft.com/office/word/2020/wordml/sdtdatahash" xmlns:w16sdtfl="http://schemas.microsoft.com/office/word/2024/wordml/sdtformatlock" xmlns:w16se="http://schemas.microsoft.com/office/word/2015/wordml/symex" xmlns:w16du="http://schemas.microsoft.com/office/word/2023/wordml/word16du" xmlns:wne="http://schemas.microsoft.com/office/word/2006/wordml" mc:Ignorable="w14 w15 w16se w16cid w16 w16cex w16sdtdh w16sdtfl w16du wp14">
   <w:p>
     <w:pPr>
       <w:pStyle w:val="Header"/>
@@ -2212,7 +2187,7 @@
 </file>
 
 <file path=word/header2.xml><?xml version="1.0" encoding="utf-8"?>
-<w:hdr xmlns:wpc="http://schemas.microsoft.com/office/word/2010/wordprocessingCanvas" xmlns:cx="http://schemas.microsoft.com/office/drawing/2014/chartex" xmlns:cx1="http://schemas.microsoft.com/office/drawing/2015/9/8/chartex" xmlns:cx2="http://schemas.microsoft.com/office/drawing/2015/10/21/chartex" xmlns:cx3="http://schemas.microsoft.com/office/drawing/2016/5/9/chartex" xmlns:cx4="http://schemas.microsoft.com/office/drawing/2016/5/10/chartex" xmlns:cx5="http://schemas.microsoft.com/office/drawing/2016/5/11/chartex" xmlns:cx6="http://schemas.microsoft.com/office/drawing/2016/5/12/chartex" xmlns:cx7="http://schemas.microsoft.com/office/drawing/2016/5/13/chartex" xmlns:cx8="http://schemas.microsoft.com/office/drawing/2016/5/14/chartex" xmlns:mc="http://schemas.openxmlformats.org/markup-compatibility/2006" xmlns:aink="http://schemas.microsoft.com/office/drawing/2016/ink" xmlns:am3d="http://schemas.microsoft.com/office/drawing/2017/model3d" xmlns:o="urn:schemas-microsoft-com:office:office" xmlns:oel="http://schemas.microsoft.com/office/2019/extlst" xmlns:r="http://schemas.openxmlformats.org/officeDocument/2006/relationships" xmlns:m="http://schemas.openxmlformats.org/officeDocument/2006/math" xmlns:v="urn:schemas-microsoft-com:vml" xmlns:wp14="http://schemas.microsoft.com/office/word/2010/wordprocessingDrawing" xmlns:wp="http://schemas.openxmlformats.org/drawingml/2006/wordprocessingDrawing" xmlns:w10="urn:schemas-microsoft-com:office:word" xmlns:w="http://schemas.openxmlformats.org/wordprocessingml/2006/main" xmlns:w14="http://schemas.microsoft.com/office/word/2010/wordml" xmlns:w15="http://schemas.microsoft.com/office/word/2012/wordml" xmlns:w16cex="http://schemas.microsoft.com/office/word/2018/wordml/cex" xmlns:w16cid="http://schemas.microsoft.com/office/word/2016/wordml/cid" xmlns:w16="http://schemas.microsoft.com/office/word/2018/wordml" xmlns:w16du="http://schemas.microsoft.com/office/word/2023/wordml/word16du" xmlns:w16sdtdh="http://schemas.microsoft.com/office/word/2020/wordml/sdtdatahash" xmlns:w16sdtfl="http://schemas.microsoft.com/office/word/2024/wordml/sdtformatlock" xmlns:w16se="http://schemas.microsoft.com/office/word/2015/wordml/symex" xmlns:wpg="http://schemas.microsoft.com/office/word/2010/wordprocessingGroup" xmlns:wpi="http://schemas.microsoft.com/office/word/2010/wordprocessingInk" xmlns:wne="http://schemas.microsoft.com/office/word/2006/wordml" xmlns:wps="http://schemas.microsoft.com/office/word/2010/wordprocessingShape" mc:Ignorable="w14 w15 w16se w16cid w16 w16cex w16sdtdh w16sdtfl w16du wp14">
+<w:hdr xmlns:wpc="http://schemas.microsoft.com/office/word/2010/wordprocessingCanvas" xmlns:cx="http://schemas.microsoft.com/office/drawing/2014/chartex" xmlns:cx1="http://schemas.microsoft.com/office/drawing/2015/9/8/chartex" xmlns:cx2="http://schemas.microsoft.com/office/drawing/2015/10/21/chartex" xmlns:cx3="http://schemas.microsoft.com/office/drawing/2016/5/9/chartex" xmlns:cx4="http://schemas.microsoft.com/office/drawing/2016/5/10/chartex" xmlns:cx5="http://schemas.microsoft.com/office/drawing/2016/5/11/chartex" xmlns:cx6="http://schemas.microsoft.com/office/drawing/2016/5/12/chartex" xmlns:cx7="http://schemas.microsoft.com/office/drawing/2016/5/13/chartex" xmlns:cx8="http://schemas.microsoft.com/office/drawing/2016/5/14/chartex" xmlns:mc="http://schemas.openxmlformats.org/markup-compatibility/2006" xmlns:m="http://schemas.openxmlformats.org/officeDocument/2006/math" xmlns:aink="http://schemas.microsoft.com/office/drawing/2016/ink" xmlns:am3d="http://schemas.microsoft.com/office/drawing/2017/model3d" xmlns:oel="http://schemas.microsoft.com/office/2019/extlst" xmlns:r="http://schemas.openxmlformats.org/officeDocument/2006/relationships" xmlns:wp14="http://schemas.microsoft.com/office/word/2010/wordprocessingDrawing" xmlns:wp="http://schemas.openxmlformats.org/drawingml/2006/wordprocessingDrawing" xmlns:wpg="http://schemas.microsoft.com/office/word/2010/wordprocessingGroup" xmlns:wpi="http://schemas.microsoft.com/office/word/2010/wordprocessingInk" xmlns:wps="http://schemas.microsoft.com/office/word/2010/wordprocessingShape" xmlns:o="urn:schemas-microsoft-com:office:office" xmlns:v="urn:schemas-microsoft-com:vml" xmlns:w10="urn:schemas-microsoft-com:office:word" xmlns:w="http://schemas.openxmlformats.org/wordprocessingml/2006/main" xmlns:w14="http://schemas.microsoft.com/office/word/2010/wordml" xmlns:w15="http://schemas.microsoft.com/office/word/2012/wordml" xmlns:w16cex="http://schemas.microsoft.com/office/word/2018/wordml/cex" xmlns:w16cid="http://schemas.microsoft.com/office/word/2016/wordml/cid" xmlns:w16="http://schemas.microsoft.com/office/word/2018/wordml" xmlns:w16sdtdh="http://schemas.microsoft.com/office/word/2020/wordml/sdtdatahash" xmlns:w16sdtfl="http://schemas.microsoft.com/office/word/2024/wordml/sdtformatlock" xmlns:w16se="http://schemas.microsoft.com/office/word/2015/wordml/symex" xmlns:w16du="http://schemas.microsoft.com/office/word/2023/wordml/word16du" xmlns:wne="http://schemas.microsoft.com/office/word/2006/wordml" mc:Ignorable="w14 w15 w16se w16cid w16 w16cex w16sdtdh w16sdtfl w16du wp14">
   <w:p>
     <w:pPr>
       <w:pStyle w:val="Header"/>
@@ -2223,7 +2198,7 @@
 </file>
 
 <file path=word/header3.xml><?xml version="1.0" encoding="utf-8"?>
-<w:hdr xmlns:wpc="http://schemas.microsoft.com/office/word/2010/wordprocessingCanvas" xmlns:cx="http://schemas.microsoft.com/office/drawing/2014/chartex" xmlns:cx1="http://schemas.microsoft.com/office/drawing/2015/9/8/chartex" xmlns:cx2="http://schemas.microsoft.com/office/drawing/2015/10/21/chartex" xmlns:cx3="http://schemas.microsoft.com/office/drawing/2016/5/9/chartex" xmlns:cx4="http://schemas.microsoft.com/office/drawing/2016/5/10/chartex" xmlns:cx5="http://schemas.microsoft.com/office/drawing/2016/5/11/chartex" xmlns:cx6="http://schemas.microsoft.com/office/drawing/2016/5/12/chartex" xmlns:cx7="http://schemas.microsoft.com/office/drawing/2016/5/13/chartex" xmlns:cx8="http://schemas.microsoft.com/office/drawing/2016/5/14/chartex" xmlns:mc="http://schemas.openxmlformats.org/markup-compatibility/2006" xmlns:aink="http://schemas.microsoft.com/office/drawing/2016/ink" xmlns:am3d="http://schemas.microsoft.com/office/drawing/2017/model3d" xmlns:o="urn:schemas-microsoft-com:office:office" xmlns:oel="http://schemas.microsoft.com/office/2019/extlst" xmlns:r="http://schemas.openxmlformats.org/officeDocument/2006/relationships" xmlns:m="http://schemas.openxmlformats.org/officeDocument/2006/math" xmlns:v="urn:schemas-microsoft-com:vml" xmlns:wp14="http://schemas.microsoft.com/office/word/2010/wordprocessingDrawing" xmlns:wp="http://schemas.openxmlformats.org/drawingml/2006/wordprocessingDrawing" xmlns:w10="urn:schemas-microsoft-com:office:word" xmlns:w="http://schemas.openxmlformats.org/wordprocessingml/2006/main" xmlns:w14="http://schemas.microsoft.com/office/word/2010/wordml" xmlns:w15="http://schemas.microsoft.com/office/word/2012/wordml" xmlns:w16cex="http://schemas.microsoft.com/office/word/2018/wordml/cex" xmlns:w16cid="http://schemas.microsoft.com/office/word/2016/wordml/cid" xmlns:w16="http://schemas.microsoft.com/office/word/2018/wordml" xmlns:w16du="http://schemas.microsoft.com/office/word/2023/wordml/word16du" xmlns:w16sdtdh="http://schemas.microsoft.com/office/word/2020/wordml/sdtdatahash" xmlns:w16sdtfl="http://schemas.microsoft.com/office/word/2024/wordml/sdtformatlock" xmlns:w16se="http://schemas.microsoft.com/office/word/2015/wordml/symex" xmlns:wpg="http://schemas.microsoft.com/office/word/2010/wordprocessingGroup" xmlns:wpi="http://schemas.microsoft.com/office/word/2010/wordprocessingInk" xmlns:wne="http://schemas.microsoft.com/office/word/2006/wordml" xmlns:wps="http://schemas.microsoft.com/office/word/2010/wordprocessingShape" mc:Ignorable="w14 w15 w16se w16cid w16 w16cex w16sdtdh w16sdtfl w16du wp14">
+<w:hdr xmlns:wpc="http://schemas.microsoft.com/office/word/2010/wordprocessingCanvas" xmlns:cx="http://schemas.microsoft.com/office/drawing/2014/chartex" xmlns:cx1="http://schemas.microsoft.com/office/drawing/2015/9/8/chartex" xmlns:cx2="http://schemas.microsoft.com/office/drawing/2015/10/21/chartex" xmlns:cx3="http://schemas.microsoft.com/office/drawing/2016/5/9/chartex" xmlns:cx4="http://schemas.microsoft.com/office/drawing/2016/5/10/chartex" xmlns:cx5="http://schemas.microsoft.com/office/drawing/2016/5/11/chartex" xmlns:cx6="http://schemas.microsoft.com/office/drawing/2016/5/12/chartex" xmlns:cx7="http://schemas.microsoft.com/office/drawing/2016/5/13/chartex" xmlns:cx8="http://schemas.microsoft.com/office/drawing/2016/5/14/chartex" xmlns:mc="http://schemas.openxmlformats.org/markup-compatibility/2006" xmlns:m="http://schemas.openxmlformats.org/officeDocument/2006/math" xmlns:aink="http://schemas.microsoft.com/office/drawing/2016/ink" xmlns:am3d="http://schemas.microsoft.com/office/drawing/2017/model3d" xmlns:oel="http://schemas.microsoft.com/office/2019/extlst" xmlns:r="http://schemas.openxmlformats.org/officeDocument/2006/relationships" xmlns:wp14="http://schemas.microsoft.com/office/word/2010/wordprocessingDrawing" xmlns:wp="http://schemas.openxmlformats.org/drawingml/2006/wordprocessingDrawing" xmlns:wpg="http://schemas.microsoft.com/office/word/2010/wordprocessingGroup" xmlns:wpi="http://schemas.microsoft.com/office/word/2010/wordprocessingInk" xmlns:wps="http://schemas.microsoft.com/office/word/2010/wordprocessingShape" xmlns:o="urn:schemas-microsoft-com:office:office" xmlns:v="urn:schemas-microsoft-com:vml" xmlns:w10="urn:schemas-microsoft-com:office:word" xmlns:w="http://schemas.openxmlformats.org/wordprocessingml/2006/main" xmlns:w14="http://schemas.microsoft.com/office/word/2010/wordml" xmlns:w15="http://schemas.microsoft.com/office/word/2012/wordml" xmlns:w16cex="http://schemas.microsoft.com/office/word/2018/wordml/cex" xmlns:w16cid="http://schemas.microsoft.com/office/word/2016/wordml/cid" xmlns:w16="http://schemas.microsoft.com/office/word/2018/wordml" xmlns:w16sdtdh="http://schemas.microsoft.com/office/word/2020/wordml/sdtdatahash" xmlns:w16sdtfl="http://schemas.microsoft.com/office/word/2024/wordml/sdtformatlock" xmlns:w16se="http://schemas.microsoft.com/office/word/2015/wordml/symex" xmlns:w16du="http://schemas.microsoft.com/office/word/2023/wordml/word16du" xmlns:wne="http://schemas.microsoft.com/office/word/2006/wordml" mc:Ignorable="w14 w15 w16se w16cid w16 w16cex w16sdtdh w16sdtfl w16du wp14">
   <w:p>
     <w:pPr>
       <w:pStyle w:val="Heading1"/>
@@ -2258,7 +2233,7 @@
 </file>
 
 <file path=word/numbering.xml><?xml version="1.0" encoding="utf-8"?>
-<w:numbering xmlns:wpc="http://schemas.microsoft.com/office/word/2010/wordprocessingCanvas" xmlns:cx="http://schemas.microsoft.com/office/drawing/2014/chartex" xmlns:cx1="http://schemas.microsoft.com/office/drawing/2015/9/8/chartex" xmlns:cx2="http://schemas.microsoft.com/office/drawing/2015/10/21/chartex" xmlns:cx3="http://schemas.microsoft.com/office/drawing/2016/5/9/chartex" xmlns:cx4="http://schemas.microsoft.com/office/drawing/2016/5/10/chartex" xmlns:cx5="http://schemas.microsoft.com/office/drawing/2016/5/11/chartex" xmlns:cx6="http://schemas.microsoft.com/office/drawing/2016/5/12/chartex" xmlns:cx7="http://schemas.microsoft.com/office/drawing/2016/5/13/chartex" xmlns:cx8="http://schemas.microsoft.com/office/drawing/2016/5/14/chartex" xmlns:mc="http://schemas.openxmlformats.org/markup-compatibility/2006" xmlns:aink="http://schemas.microsoft.com/office/drawing/2016/ink" xmlns:am3d="http://schemas.microsoft.com/office/drawing/2017/model3d" xmlns:o="urn:schemas-microsoft-com:office:office" xmlns:oel="http://schemas.microsoft.com/office/2019/extlst" xmlns:r="http://schemas.openxmlformats.org/officeDocument/2006/relationships" xmlns:m="http://schemas.openxmlformats.org/officeDocument/2006/math" xmlns:v="urn:schemas-microsoft-com:vml" xmlns:wp14="http://schemas.microsoft.com/office/word/2010/wordprocessingDrawing" xmlns:wp="http://schemas.openxmlformats.org/drawingml/2006/wordprocessingDrawing" xmlns:w10="urn:schemas-microsoft-com:office:word" xmlns:w="http://schemas.openxmlformats.org/wordprocessingml/2006/main" xmlns:w14="http://schemas.microsoft.com/office/word/2010/wordml" xmlns:w15="http://schemas.microsoft.com/office/word/2012/wordml" xmlns:w16cex="http://schemas.microsoft.com/office/word/2018/wordml/cex" xmlns:w16cid="http://schemas.microsoft.com/office/word/2016/wordml/cid" xmlns:w16="http://schemas.microsoft.com/office/word/2018/wordml" xmlns:w16du="http://schemas.microsoft.com/office/word/2023/wordml/word16du" xmlns:w16sdtdh="http://schemas.microsoft.com/office/word/2020/wordml/sdtdatahash" xmlns:w16sdtfl="http://schemas.microsoft.com/office/word/2024/wordml/sdtformatlock" xmlns:w16se="http://schemas.microsoft.com/office/word/2015/wordml/symex" xmlns:wpg="http://schemas.microsoft.com/office/word/2010/wordprocessingGroup" xmlns:wpi="http://schemas.microsoft.com/office/word/2010/wordprocessingInk" xmlns:wne="http://schemas.microsoft.com/office/word/2006/wordml" xmlns:wps="http://schemas.microsoft.com/office/word/2010/wordprocessingShape" mc:Ignorable="w14 w15 w16se w16cid w16 w16cex w16sdtdh w16sdtfl w16du wp14">
+<w:numbering xmlns:wpc="http://schemas.microsoft.com/office/word/2010/wordprocessingCanvas" xmlns:cx="http://schemas.microsoft.com/office/drawing/2014/chartex" xmlns:cx1="http://schemas.microsoft.com/office/drawing/2015/9/8/chartex" xmlns:cx2="http://schemas.microsoft.com/office/drawing/2015/10/21/chartex" xmlns:cx3="http://schemas.microsoft.com/office/drawing/2016/5/9/chartex" xmlns:cx4="http://schemas.microsoft.com/office/drawing/2016/5/10/chartex" xmlns:cx5="http://schemas.microsoft.com/office/drawing/2016/5/11/chartex" xmlns:cx6="http://schemas.microsoft.com/office/drawing/2016/5/12/chartex" xmlns:cx7="http://schemas.microsoft.com/office/drawing/2016/5/13/chartex" xmlns:cx8="http://schemas.microsoft.com/office/drawing/2016/5/14/chartex" xmlns:mc="http://schemas.openxmlformats.org/markup-compatibility/2006" xmlns:m="http://schemas.openxmlformats.org/officeDocument/2006/math" xmlns:aink="http://schemas.microsoft.com/office/drawing/2016/ink" xmlns:am3d="http://schemas.microsoft.com/office/drawing/2017/model3d" xmlns:oel="http://schemas.microsoft.com/office/2019/extlst" xmlns:r="http://schemas.openxmlformats.org/officeDocument/2006/relationships" xmlns:wp14="http://schemas.microsoft.com/office/word/2010/wordprocessingDrawing" xmlns:wp="http://schemas.openxmlformats.org/drawingml/2006/wordprocessingDrawing" xmlns:wpg="http://schemas.microsoft.com/office/word/2010/wordprocessingGroup" xmlns:wpi="http://schemas.microsoft.com/office/word/2010/wordprocessingInk" xmlns:wps="http://schemas.microsoft.com/office/word/2010/wordprocessingShape" xmlns:o="urn:schemas-microsoft-com:office:office" xmlns:v="urn:schemas-microsoft-com:vml" xmlns:w10="urn:schemas-microsoft-com:office:word" xmlns:w="http://schemas.openxmlformats.org/wordprocessingml/2006/main" xmlns:w14="http://schemas.microsoft.com/office/word/2010/wordml" xmlns:w15="http://schemas.microsoft.com/office/word/2012/wordml" xmlns:w16cex="http://schemas.microsoft.com/office/word/2018/wordml/cex" xmlns:w16cid="http://schemas.microsoft.com/office/word/2016/wordml/cid" xmlns:w16="http://schemas.microsoft.com/office/word/2018/wordml" xmlns:w16sdtdh="http://schemas.microsoft.com/office/word/2020/wordml/sdtdatahash" xmlns:w16sdtfl="http://schemas.microsoft.com/office/word/2024/wordml/sdtformatlock" xmlns:w16se="http://schemas.microsoft.com/office/word/2015/wordml/symex" xmlns:w16du="http://schemas.microsoft.com/office/word/2023/wordml/word16du" xmlns:wne="http://schemas.microsoft.com/office/word/2006/wordml" mc:Ignorable="w14 w15 w16se w16cid w16 w16cex w16sdtdh w16sdtfl w16du wp14">
   <w:abstractNum w:abstractNumId="0" w15:restartNumberingAfterBreak="0">
     <w:nsid w:val="FFFFFFFE"/>
     <w:multiLevelType w:val="singleLevel"/>
@@ -3461,7 +3436,7 @@
 </file>
 
 <file path=word/styles.xml><?xml version="1.0" encoding="utf-8"?>
-<w:styles xmlns:mc="http://schemas.openxmlformats.org/markup-compatibility/2006" xmlns:r="http://schemas.openxmlformats.org/officeDocument/2006/relationships" xmlns:w="http://schemas.openxmlformats.org/wordprocessingml/2006/main" xmlns:w14="http://schemas.microsoft.com/office/word/2010/wordml" xmlns:w15="http://schemas.microsoft.com/office/word/2012/wordml" xmlns:w16cex="http://schemas.microsoft.com/office/word/2018/wordml/cex" xmlns:w16cid="http://schemas.microsoft.com/office/word/2016/wordml/cid" xmlns:w16="http://schemas.microsoft.com/office/word/2018/wordml" xmlns:w16du="http://schemas.microsoft.com/office/word/2023/wordml/word16du" xmlns:w16sdtdh="http://schemas.microsoft.com/office/word/2020/wordml/sdtdatahash" xmlns:w16sdtfl="http://schemas.microsoft.com/office/word/2024/wordml/sdtformatlock" xmlns:w16se="http://schemas.microsoft.com/office/word/2015/wordml/symex" mc:Ignorable="w14 w15 w16se w16cid w16 w16cex w16sdtdh w16sdtfl w16du">
+<w:styles xmlns:mc="http://schemas.openxmlformats.org/markup-compatibility/2006" xmlns:r="http://schemas.openxmlformats.org/officeDocument/2006/relationships" xmlns:w="http://schemas.openxmlformats.org/wordprocessingml/2006/main" xmlns:w14="http://schemas.microsoft.com/office/word/2010/wordml" xmlns:w15="http://schemas.microsoft.com/office/word/2012/wordml" xmlns:w16cex="http://schemas.microsoft.com/office/word/2018/wordml/cex" xmlns:w16cid="http://schemas.microsoft.com/office/word/2016/wordml/cid" xmlns:w16="http://schemas.microsoft.com/office/word/2018/wordml" xmlns:w16sdtdh="http://schemas.microsoft.com/office/word/2020/wordml/sdtdatahash" xmlns:w16sdtfl="http://schemas.microsoft.com/office/word/2024/wordml/sdtformatlock" xmlns:w16se="http://schemas.microsoft.com/office/word/2015/wordml/symex" xmlns:w16du="http://schemas.microsoft.com/office/word/2023/wordml/word16du" mc:Ignorable="w14 w15 w16se w16cid w16 w16cex w16sdtdh w16sdtfl w16du">
   <w:docDefaults>
     <w:rPrDefault>
       <w:rPr>
@@ -4690,10 +4665,6 @@
 </file>
 
 <file path=customXml/item1.xml><?xml version="1.0" encoding="utf-8"?>
-<b:Sources xmlns:b="http://schemas.openxmlformats.org/officeDocument/2006/bibliography" xmlns="http://schemas.openxmlformats.org/officeDocument/2006/bibliography" SelectedStyle="\APASixthEditionOfficeOnline.xsl" StyleName="APA" Version="6"/>
-</file>
-
-<file path=customXml/item2.xml><?xml version="1.0" encoding="utf-8"?>
 <ct:contentTypeSchema xmlns:ct="http://schemas.microsoft.com/office/2006/metadata/contentType" xmlns:ma="http://schemas.microsoft.com/office/2006/metadata/properties/metaAttributes" ct:_="" ma:_="" ma:contentTypeName="Document" ma:contentTypeID="0x01010071543618D710814CB7A5D363A31D1B96" ma:contentTypeVersion="4" ma:contentTypeDescription="Create a new document." ma:contentTypeScope="" ma:versionID="7cd86c5c0456a903b9d183988ba099f8">
   <xsd:schema xmlns:xsd="http://www.w3.org/2001/XMLSchema" xmlns:xs="http://www.w3.org/2001/XMLSchema" xmlns:p="http://schemas.microsoft.com/office/2006/metadata/properties" xmlns:ns2="880a7bf2-c82d-49e4-b898-1932dfa2e071" targetNamespace="http://schemas.microsoft.com/office/2006/metadata/properties" ma:root="true" ma:fieldsID="b744238f0826e321c7596578166eedbb" ns2:_="">
     <xsd:import namespace="880a7bf2-c82d-49e4-b898-1932dfa2e071"/>
@@ -4837,7 +4808,7 @@
 </ct:contentTypeSchema>
 </file>
 
-<file path=customXml/item3.xml><?xml version="1.0" encoding="utf-8"?>
+<file path=customXml/item2.xml><?xml version="1.0" encoding="utf-8"?>
 <?mso-contentType ?>
 <FormTemplates xmlns="http://schemas.microsoft.com/sharepoint/v3/contenttype/forms">
   <Display>DocumentLibraryForm</Display>
@@ -4846,21 +4817,17 @@
 </FormTemplates>
 </file>
 
-<file path=customXml/item4.xml><?xml version="1.0" encoding="utf-8"?>
+<file path=customXml/item3.xml><?xml version="1.0" encoding="utf-8"?>
 <p:properties xmlns:p="http://schemas.microsoft.com/office/2006/metadata/properties" xmlns:xsi="http://www.w3.org/2001/XMLSchema-instance" xmlns:pc="http://schemas.microsoft.com/office/infopath/2007/PartnerControls">
   <documentManagement/>
 </p:properties>
 </file>
 
-<file path=customXml/itemProps1.xml><?xml version="1.0" encoding="utf-8"?>
-<ds:datastoreItem xmlns:ds="http://schemas.openxmlformats.org/officeDocument/2006/customXml" ds:itemID="{0571D359-F282-4348-8A78-B3973A3C8606}">
-  <ds:schemaRefs>
-    <ds:schemaRef ds:uri="http://schemas.openxmlformats.org/officeDocument/2006/bibliography"/>
-  </ds:schemaRefs>
-</ds:datastoreItem>
+<file path=customXml/item4.xml><?xml version="1.0" encoding="utf-8"?>
+<b:Sources xmlns:b="http://schemas.openxmlformats.org/officeDocument/2006/bibliography" xmlns="http://schemas.openxmlformats.org/officeDocument/2006/bibliography" SelectedStyle="\APASixthEditionOfficeOnline.xsl" StyleName="APA" Version="6"/>
 </file>
 
-<file path=customXml/itemProps2.xml><?xml version="1.0" encoding="utf-8"?>
+<file path=customXml/itemProps1.xml><?xml version="1.0" encoding="utf-8"?>
 <ds:datastoreItem xmlns:ds="http://schemas.openxmlformats.org/officeDocument/2006/customXml" ds:itemID="{6B111C89-5277-4F7F-BAB2-88DBB731BE3F}">
   <ds:schemaRefs>
     <ds:schemaRef ds:uri="http://schemas.microsoft.com/office/2006/metadata/contentType"/>
@@ -4878,7 +4845,7 @@
 </ds:datastoreItem>
 </file>
 
-<file path=customXml/itemProps3.xml><?xml version="1.0" encoding="utf-8"?>
+<file path=customXml/itemProps2.xml><?xml version="1.0" encoding="utf-8"?>
 <ds:datastoreItem xmlns:ds="http://schemas.openxmlformats.org/officeDocument/2006/customXml" ds:itemID="{5206B0B6-8C6C-49AC-85D5-5CA690A3116E}">
   <ds:schemaRefs>
     <ds:schemaRef ds:uri="http://schemas.microsoft.com/sharepoint/v3/contenttype/forms"/>
@@ -4886,11 +4853,19 @@
 </ds:datastoreItem>
 </file>
 
-<file path=customXml/itemProps4.xml><?xml version="1.0" encoding="utf-8"?>
+<file path=customXml/itemProps3.xml><?xml version="1.0" encoding="utf-8"?>
 <ds:datastoreItem xmlns:ds="http://schemas.openxmlformats.org/officeDocument/2006/customXml" ds:itemID="{34087AAC-41CE-4155-8A56-80D768AFF13D}">
   <ds:schemaRefs>
     <ds:schemaRef ds:uri="http://schemas.microsoft.com/office/2006/metadata/properties"/>
     <ds:schemaRef ds:uri="http://schemas.microsoft.com/office/infopath/2007/PartnerControls"/>
   </ds:schemaRefs>
 </ds:datastoreItem>
+</file>
+
+<file path=customXml/itemProps4.xml><?xml version="1.0" encoding="utf-8"?>
+<ds:datastoreItem xmlns:ds="http://schemas.openxmlformats.org/officeDocument/2006/customXml" ds:itemID="{0571D359-F282-4348-8A78-B3973A3C8606}">
+  <ds:schemaRefs>
+    <ds:schemaRef ds:uri="http://schemas.openxmlformats.org/officeDocument/2006/bibliography"/>
+  </ds:schemaRefs>
+</ds:datastoreItem>
 </file>
--- a/Documents /HRP-581 - TEMPLATE - Information Letter.docx
+++ b/Documents /HRP-581 - TEMPLATE - Information Letter.docx
@@ -1,6 +1,6 @@
 
 <file path=word/document.xml><?xml version="1.0" encoding="utf-8"?>
-<w:document xmlns:wpc="http://schemas.microsoft.com/office/word/2010/wordprocessingCanvas" xmlns:cx="http://schemas.microsoft.com/office/drawing/2014/chartex" xmlns:cx1="http://schemas.microsoft.com/office/drawing/2015/9/8/chartex" xmlns:cx2="http://schemas.microsoft.com/office/drawing/2015/10/21/chartex" xmlns:cx3="http://schemas.microsoft.com/office/drawing/2016/5/9/chartex" xmlns:cx4="http://schemas.microsoft.com/office/drawing/2016/5/10/chartex" xmlns:cx5="http://schemas.microsoft.com/office/drawing/2016/5/11/chartex" xmlns:cx6="http://schemas.microsoft.com/office/drawing/2016/5/12/chartex" xmlns:cx7="http://schemas.microsoft.com/office/drawing/2016/5/13/chartex" xmlns:cx8="http://schemas.microsoft.com/office/drawing/2016/5/14/chartex" xmlns:mc="http://schemas.openxmlformats.org/markup-compatibility/2006" xmlns:m="http://schemas.openxmlformats.org/officeDocument/2006/math" xmlns:aink="http://schemas.microsoft.com/office/drawing/2016/ink" xmlns:am3d="http://schemas.microsoft.com/office/drawing/2017/model3d" xmlns:oel="http://schemas.microsoft.com/office/2019/extlst" xmlns:r="http://schemas.openxmlformats.org/officeDocument/2006/relationships" xmlns:wp14="http://schemas.microsoft.com/office/word/2010/wordprocessingDrawing" xmlns:wp="http://schemas.openxmlformats.org/drawingml/2006/wordprocessingDrawing" xmlns:wpg="http://schemas.microsoft.com/office/word/2010/wordprocessingGroup" xmlns:wpi="http://schemas.microsoft.com/office/word/2010/wordprocessingInk" xmlns:wps="http://schemas.microsoft.com/office/word/2010/wordprocessingShape" xmlns:o="urn:schemas-microsoft-com:office:office" xmlns:v="urn:schemas-microsoft-com:vml" xmlns:w10="urn:schemas-microsoft-com:office:word" xmlns:w="http://schemas.openxmlformats.org/wordprocessingml/2006/main" xmlns:w14="http://schemas.microsoft.com/office/word/2010/wordml" xmlns:w15="http://schemas.microsoft.com/office/word/2012/wordml" xmlns:w16cex="http://schemas.microsoft.com/office/word/2018/wordml/cex" xmlns:w16cid="http://schemas.microsoft.com/office/word/2016/wordml/cid" xmlns:w16="http://schemas.microsoft.com/office/word/2018/wordml" xmlns:w16sdtdh="http://schemas.microsoft.com/office/word/2020/wordml/sdtdatahash" xmlns:w16sdtfl="http://schemas.microsoft.com/office/word/2024/wordml/sdtformatlock" xmlns:w16se="http://schemas.microsoft.com/office/word/2015/wordml/symex" xmlns:w16du="http://schemas.microsoft.com/office/word/2023/wordml/word16du" xmlns:wne="http://schemas.microsoft.com/office/word/2006/wordml" mc:Ignorable="w14 w15 w16se w16cid w16 w16cex w16sdtdh w16sdtfl w16du wp14">
+<w:document xmlns:wpc="http://schemas.microsoft.com/office/word/2010/wordprocessingCanvas" xmlns:cx="http://schemas.microsoft.com/office/drawing/2014/chartex" xmlns:cx1="http://schemas.microsoft.com/office/drawing/2015/9/8/chartex" xmlns:cx2="http://schemas.microsoft.com/office/drawing/2015/10/21/chartex" xmlns:cx3="http://schemas.microsoft.com/office/drawing/2016/5/9/chartex" xmlns:cx4="http://schemas.microsoft.com/office/drawing/2016/5/10/chartex" xmlns:cx5="http://schemas.microsoft.com/office/drawing/2016/5/11/chartex" xmlns:cx6="http://schemas.microsoft.com/office/drawing/2016/5/12/chartex" xmlns:cx7="http://schemas.microsoft.com/office/drawing/2016/5/13/chartex" xmlns:cx8="http://schemas.microsoft.com/office/drawing/2016/5/14/chartex" xmlns:mc="http://schemas.openxmlformats.org/markup-compatibility/2006" xmlns:m="http://schemas.openxmlformats.org/officeDocument/2006/math" xmlns:aink="http://schemas.microsoft.com/office/drawing/2016/ink" xmlns:am3d="http://schemas.microsoft.com/office/drawing/2017/model3d" xmlns:oel="http://schemas.microsoft.com/office/2019/extlst" xmlns:r="http://schemas.openxmlformats.org/officeDocument/2006/relationships" xmlns:wp14="http://schemas.microsoft.com/office/word/2010/wordprocessingDrawing" xmlns:wp="http://schemas.openxmlformats.org/drawingml/2006/wordprocessingDrawing" xmlns:wpg="http://schemas.microsoft.com/office/word/2010/wordprocessingGroup" xmlns:wpi="http://schemas.microsoft.com/office/word/2010/wordprocessingInk" xmlns:wps="http://schemas.microsoft.com/office/word/2010/wordprocessingShape" xmlns:o="urn:schemas-microsoft-com:office:office" xmlns:v="urn:schemas-microsoft-com:vml" xmlns:w10="urn:schemas-microsoft-com:office:word" xmlns:w="http://schemas.openxmlformats.org/wordprocessingml/2006/main" xmlns:w14="http://schemas.microsoft.com/office/word/2010/wordml" xmlns:w15="http://schemas.microsoft.com/office/word/2012/wordml" xmlns:w16cei="http://schemas.microsoft.com/office/word/2026/wordml/cei" xmlns:w16cex="http://schemas.microsoft.com/office/word/2018/wordml/cex" xmlns:w16cid="http://schemas.microsoft.com/office/word/2016/wordml/cid" xmlns:w16="http://schemas.microsoft.com/office/word/2018/wordml" xmlns:w16sdtdh="http://schemas.microsoft.com/office/word/2020/wordml/sdtdatahash" xmlns:w16sdtfl="http://schemas.microsoft.com/office/word/2024/wordml/sdtformatlock" xmlns:w16se="http://schemas.microsoft.com/office/word/2015/wordml/symex" xmlns:w16du="http://schemas.microsoft.com/office/word/2023/wordml/word16du" xmlns:wne="http://schemas.microsoft.com/office/word/2006/wordml" mc:Ignorable="w14 w15 w16se w16cid w16 w16cex w16sdtdh w16sdtfl w16du wp14">
   <w:body>
     <w:p>
       <w:pPr>
@@ -1510,7 +1510,50 @@
           <w:sz w:val="22"/>
           <w:szCs w:val="22"/>
         </w:rPr>
-        <w:t xml:space="preserve">Alex Fisher at amf0080@auburn.edu or Dr. Kelsey McCune at kbm0054@auburn.edu.  </w:t>
+        <w:t xml:space="preserve">Alex Fisher at </w:t>
+      </w:r>
+      <w:hyperlink r:id="rId12" w:history="1">
+        <w:r>
+          <w:rPr>
+            <w:rStyle w:val="Hyperlink"/>
+            <w:rFonts w:ascii="Arial" w:hAnsi="Arial" w:cs="Arial"/>
+            <w:sz w:val="22"/>
+            <w:szCs w:val="22"/>
+          </w:rPr>
+          <w:t>amf0080@auburn.edu</w:t>
+        </w:r>
+      </w:hyperlink>
+      <w:r>
+        <w:rPr>
+          <w:rFonts w:ascii="Arial" w:hAnsi="Arial" w:cs="Arial"/>
+          <w:sz w:val="22"/>
+          <w:szCs w:val="22"/>
+        </w:rPr>
+        <w:t xml:space="preserve">, Dr. Allie McCreary at </w:t>
+      </w:r>
+      <w:r>
+        <w:rPr>
+          <w:rFonts w:ascii="Arial" w:hAnsi="Arial" w:cs="Arial"/>
+          <w:sz w:val="22"/>
+          <w:szCs w:val="22"/>
+        </w:rPr>
+        <w:t>aem0200@auburn.edu</w:t>
+      </w:r>
+      <w:r>
+        <w:rPr>
+          <w:rFonts w:ascii="Arial" w:hAnsi="Arial" w:cs="Arial"/>
+          <w:sz w:val="22"/>
+          <w:szCs w:val="22"/>
+        </w:rPr>
+        <w:t>,</w:t>
+      </w:r>
+      <w:r>
+        <w:rPr>
+          <w:rFonts w:ascii="Arial" w:hAnsi="Arial" w:cs="Arial"/>
+          <w:sz w:val="22"/>
+          <w:szCs w:val="22"/>
+        </w:rPr>
+        <w:t xml:space="preserve"> or Dr. Kelsey McCune at kbm0054@auburn.edu.  </w:t>
       </w:r>
     </w:p>
     <w:p>
@@ -1663,12 +1706,12 @@
       </w:pPr>
     </w:p>
     <w:sectPr>
-      <w:headerReference w:type="even" r:id="rId12"/>
-      <w:headerReference w:type="default" r:id="rId13"/>
-      <w:footerReference w:type="even" r:id="rId14"/>
-      <w:footerReference w:type="default" r:id="rId15"/>
-      <w:headerReference w:type="first" r:id="rId16"/>
-      <w:footerReference w:type="first" r:id="rId17"/>
+      <w:headerReference w:type="even" r:id="rId13"/>
+      <w:headerReference w:type="default" r:id="rId14"/>
+      <w:footerReference w:type="even" r:id="rId15"/>
+      <w:footerReference w:type="default" r:id="rId16"/>
+      <w:headerReference w:type="first" r:id="rId17"/>
+      <w:footerReference w:type="first" r:id="rId18"/>
       <w:pgSz w:w="12240" w:h="15840" w:code="1"/>
       <w:pgMar w:top="245" w:right="1152" w:bottom="245" w:left="1152" w:header="720" w:footer="720" w:gutter="0"/>
       <w:cols w:space="720"/>
@@ -1688,7 +1731,7 @@
 </file>
 
 <file path=word/endnotes.xml><?xml version="1.0" encoding="utf-8"?>
-<w:endnotes xmlns:wpc="http://schemas.microsoft.com/office/word/2010/wordprocessingCanvas" xmlns:cx="http://schemas.microsoft.com/office/drawing/2014/chartex" xmlns:cx1="http://schemas.microsoft.com/office/drawing/2015/9/8/chartex" xmlns:cx2="http://schemas.microsoft.com/office/drawing/2015/10/21/chartex" xmlns:cx3="http://schemas.microsoft.com/office/drawing/2016/5/9/chartex" xmlns:cx4="http://schemas.microsoft.com/office/drawing/2016/5/10/chartex" xmlns:cx5="http://schemas.microsoft.com/office/drawing/2016/5/11/chartex" xmlns:cx6="http://schemas.microsoft.com/office/drawing/2016/5/12/chartex" xmlns:cx7="http://schemas.microsoft.com/office/drawing/2016/5/13/chartex" xmlns:cx8="http://schemas.microsoft.com/office/drawing/2016/5/14/chartex" xmlns:mc="http://schemas.openxmlformats.org/markup-compatibility/2006" xmlns:m="http://schemas.openxmlformats.org/officeDocument/2006/math" xmlns:aink="http://schemas.microsoft.com/office/drawing/2016/ink" xmlns:am3d="http://schemas.microsoft.com/office/drawing/2017/model3d" xmlns:oel="http://schemas.microsoft.com/office/2019/extlst" xmlns:r="http://schemas.openxmlformats.org/officeDocument/2006/relationships" xmlns:wp14="http://schemas.microsoft.com/office/word/2010/wordprocessingDrawing" xmlns:wp="http://schemas.openxmlformats.org/drawingml/2006/wordprocessingDrawing" xmlns:wpg="http://schemas.microsoft.com/office/word/2010/wordprocessingGroup" xmlns:wpi="http://schemas.microsoft.com/office/word/2010/wordprocessingInk" xmlns:wps="http://schemas.microsoft.com/office/word/2010/wordprocessingShape" xmlns:o="urn:schemas-microsoft-com:office:office" xmlns:v="urn:schemas-microsoft-com:vml" xmlns:w10="urn:schemas-microsoft-com:office:word" xmlns:w="http://schemas.openxmlformats.org/wordprocessingml/2006/main" xmlns:w14="http://schemas.microsoft.com/office/word/2010/wordml" xmlns:w15="http://schemas.microsoft.com/office/word/2012/wordml" xmlns:w16cex="http://schemas.microsoft.com/office/word/2018/wordml/cex" xmlns:w16cid="http://schemas.microsoft.com/office/word/2016/wordml/cid" xmlns:w16="http://schemas.microsoft.com/office/word/2018/wordml" xmlns:w16sdtdh="http://schemas.microsoft.com/office/word/2020/wordml/sdtdatahash" xmlns:w16sdtfl="http://schemas.microsoft.com/office/word/2024/wordml/sdtformatlock" xmlns:w16se="http://schemas.microsoft.com/office/word/2015/wordml/symex" xmlns:w16du="http://schemas.microsoft.com/office/word/2023/wordml/word16du" xmlns:wne="http://schemas.microsoft.com/office/word/2006/wordml" mc:Ignorable="w14 w15 w16se w16cid w16 w16cex w16sdtdh w16sdtfl w16du wp14">
+<w:endnotes xmlns:wpc="http://schemas.microsoft.com/office/word/2010/wordprocessingCanvas" xmlns:cx="http://schemas.microsoft.com/office/drawing/2014/chartex" xmlns:cx1="http://schemas.microsoft.com/office/drawing/2015/9/8/chartex" xmlns:cx2="http://schemas.microsoft.com/office/drawing/2015/10/21/chartex" xmlns:cx3="http://schemas.microsoft.com/office/drawing/2016/5/9/chartex" xmlns:cx4="http://schemas.microsoft.com/office/drawing/2016/5/10/chartex" xmlns:cx5="http://schemas.microsoft.com/office/drawing/2016/5/11/chartex" xmlns:cx6="http://schemas.microsoft.com/office/drawing/2016/5/12/chartex" xmlns:cx7="http://schemas.microsoft.com/office/drawing/2016/5/13/chartex" xmlns:cx8="http://schemas.microsoft.com/office/drawing/2016/5/14/chartex" xmlns:mc="http://schemas.openxmlformats.org/markup-compatibility/2006" xmlns:m="http://schemas.openxmlformats.org/officeDocument/2006/math" xmlns:aink="http://schemas.microsoft.com/office/drawing/2016/ink" xmlns:am3d="http://schemas.microsoft.com/office/drawing/2017/model3d" xmlns:oel="http://schemas.microsoft.com/office/2019/extlst" xmlns:r="http://schemas.openxmlformats.org/officeDocument/2006/relationships" xmlns:wp14="http://schemas.microsoft.com/office/word/2010/wordprocessingDrawing" xmlns:wp="http://schemas.openxmlformats.org/drawingml/2006/wordprocessingDrawing" xmlns:wpg="http://schemas.microsoft.com/office/word/2010/wordprocessingGroup" xmlns:wpi="http://schemas.microsoft.com/office/word/2010/wordprocessingInk" xmlns:wps="http://schemas.microsoft.com/office/word/2010/wordprocessingShape" xmlns:o="urn:schemas-microsoft-com:office:office" xmlns:v="urn:schemas-microsoft-com:vml" xmlns:w10="urn:schemas-microsoft-com:office:word" xmlns:w="http://schemas.openxmlformats.org/wordprocessingml/2006/main" xmlns:w14="http://schemas.microsoft.com/office/word/2010/wordml" xmlns:w15="http://schemas.microsoft.com/office/word/2012/wordml" xmlns:w16cei="http://schemas.microsoft.com/office/word/2026/wordml/cei" xmlns:w16cex="http://schemas.microsoft.com/office/word/2018/wordml/cex" xmlns:w16cid="http://schemas.microsoft.com/office/word/2016/wordml/cid" xmlns:w16="http://schemas.microsoft.com/office/word/2018/wordml" xmlns:w16sdtdh="http://schemas.microsoft.com/office/word/2020/wordml/sdtdatahash" xmlns:w16sdtfl="http://schemas.microsoft.com/office/word/2024/wordml/sdtformatlock" xmlns:w16se="http://schemas.microsoft.com/office/word/2015/wordml/symex" xmlns:w16du="http://schemas.microsoft.com/office/word/2023/wordml/word16du" xmlns:wne="http://schemas.microsoft.com/office/word/2006/wordml" mc:Ignorable="w14 w15 w16se w16cid w16 w16cex w16sdtdh w16sdtfl w16du wp14">
   <w:endnote w:type="separator" w:id="-1">
     <w:p>
       <w:pPr>
@@ -1713,7 +1756,7 @@
 </file>
 
 <file path=word/footer1.xml><?xml version="1.0" encoding="utf-8"?>
-<w:ftr xmlns:wpc="http://schemas.microsoft.com/office/word/2010/wordprocessingCanvas" xmlns:cx="http://schemas.microsoft.com/office/drawing/2014/chartex" xmlns:cx1="http://schemas.microsoft.com/office/drawing/2015/9/8/chartex" xmlns:cx2="http://schemas.microsoft.com/office/drawing/2015/10/21/chartex" xmlns:cx3="http://schemas.microsoft.com/office/drawing/2016/5/9/chartex" xmlns:cx4="http://schemas.microsoft.com/office/drawing/2016/5/10/chartex" xmlns:cx5="http://schemas.microsoft.com/office/drawing/2016/5/11/chartex" xmlns:cx6="http://schemas.microsoft.com/office/drawing/2016/5/12/chartex" xmlns:cx7="http://schemas.microsoft.com/office/drawing/2016/5/13/chartex" xmlns:cx8="http://schemas.microsoft.com/office/drawing/2016/5/14/chartex" xmlns:mc="http://schemas.openxmlformats.org/markup-compatibility/2006" xmlns:m="http://schemas.openxmlformats.org/officeDocument/2006/math" xmlns:aink="http://schemas.microsoft.com/office/drawing/2016/ink" xmlns:am3d="http://schemas.microsoft.com/office/drawing/2017/model3d" xmlns:oel="http://schemas.microsoft.com/office/2019/extlst" xmlns:r="http://schemas.openxmlformats.org/officeDocument/2006/relationships" xmlns:wp14="http://schemas.microsoft.com/office/word/2010/wordprocessingDrawing" xmlns:wp="http://schemas.openxmlformats.org/drawingml/2006/wordprocessingDrawing" xmlns:wpg="http://schemas.microsoft.com/office/word/2010/wordprocessingGroup" xmlns:wpi="http://schemas.microsoft.com/office/word/2010/wordprocessingInk" xmlns:wps="http://schemas.microsoft.com/office/word/2010/wordprocessingShape" xmlns:o="urn:schemas-microsoft-com:office:office" xmlns:v="urn:schemas-microsoft-com:vml" xmlns:w10="urn:schemas-microsoft-com:office:word" xmlns:w="http://schemas.openxmlformats.org/wordprocessingml/2006/main" xmlns:w14="http://schemas.microsoft.com/office/word/2010/wordml" xmlns:w15="http://schemas.microsoft.com/office/word/2012/wordml" xmlns:w16cex="http://schemas.microsoft.com/office/word/2018/wordml/cex" xmlns:w16cid="http://schemas.microsoft.com/office/word/2016/wordml/cid" xmlns:w16="http://schemas.microsoft.com/office/word/2018/wordml" xmlns:w16sdtdh="http://schemas.microsoft.com/office/word/2020/wordml/sdtdatahash" xmlns:w16sdtfl="http://schemas.microsoft.com/office/word/2024/wordml/sdtformatlock" xmlns:w16se="http://schemas.microsoft.com/office/word/2015/wordml/symex" xmlns:w16du="http://schemas.microsoft.com/office/word/2023/wordml/word16du" xmlns:wne="http://schemas.microsoft.com/office/word/2006/wordml" mc:Ignorable="w14 w15 w16se w16cid w16 w16cex w16sdtdh w16sdtfl w16du wp14">
+<w:ftr xmlns:wpc="http://schemas.microsoft.com/office/word/2010/wordprocessingCanvas" xmlns:cx="http://schemas.microsoft.com/office/drawing/2014/chartex" xmlns:cx1="http://schemas.microsoft.com/office/drawing/2015/9/8/chartex" xmlns:cx2="http://schemas.microsoft.com/office/drawing/2015/10/21/chartex" xmlns:cx3="http://schemas.microsoft.com/office/drawing/2016/5/9/chartex" xmlns:cx4="http://schemas.microsoft.com/office/drawing/2016/5/10/chartex" xmlns:cx5="http://schemas.microsoft.com/office/drawing/2016/5/11/chartex" xmlns:cx6="http://schemas.microsoft.com/office/drawing/2016/5/12/chartex" xmlns:cx7="http://schemas.microsoft.com/office/drawing/2016/5/13/chartex" xmlns:cx8="http://schemas.microsoft.com/office/drawing/2016/5/14/chartex" xmlns:mc="http://schemas.openxmlformats.org/markup-compatibility/2006" xmlns:m="http://schemas.openxmlformats.org/officeDocument/2006/math" xmlns:aink="http://schemas.microsoft.com/office/drawing/2016/ink" xmlns:am3d="http://schemas.microsoft.com/office/drawing/2017/model3d" xmlns:oel="http://schemas.microsoft.com/office/2019/extlst" xmlns:r="http://schemas.openxmlformats.org/officeDocument/2006/relationships" xmlns:wp14="http://schemas.microsoft.com/office/word/2010/wordprocessingDrawing" xmlns:wp="http://schemas.openxmlformats.org/drawingml/2006/wordprocessingDrawing" xmlns:wpg="http://schemas.microsoft.com/office/word/2010/wordprocessingGroup" xmlns:wpi="http://schemas.microsoft.com/office/word/2010/wordprocessingInk" xmlns:wps="http://schemas.microsoft.com/office/word/2010/wordprocessingShape" xmlns:o="urn:schemas-microsoft-com:office:office" xmlns:v="urn:schemas-microsoft-com:vml" xmlns:w10="urn:schemas-microsoft-com:office:word" xmlns:w="http://schemas.openxmlformats.org/wordprocessingml/2006/main" xmlns:w14="http://schemas.microsoft.com/office/word/2010/wordml" xmlns:w15="http://schemas.microsoft.com/office/word/2012/wordml" xmlns:w16cei="http://schemas.microsoft.com/office/word/2026/wordml/cei" xmlns:w16cex="http://schemas.microsoft.com/office/word/2018/wordml/cex" xmlns:w16cid="http://schemas.microsoft.com/office/word/2016/wordml/cid" xmlns:w16="http://schemas.microsoft.com/office/word/2018/wordml" xmlns:w16sdtdh="http://schemas.microsoft.com/office/word/2020/wordml/sdtdatahash" xmlns:w16sdtfl="http://schemas.microsoft.com/office/word/2024/wordml/sdtformatlock" xmlns:w16se="http://schemas.microsoft.com/office/word/2015/wordml/symex" xmlns:w16du="http://schemas.microsoft.com/office/word/2023/wordml/word16du" xmlns:wne="http://schemas.microsoft.com/office/word/2006/wordml" mc:Ignorable="w14 w15 w16se w16cid w16 w16cex w16sdtdh w16sdtfl w16du wp14">
   <w:p>
     <w:pPr>
       <w:pStyle w:val="Footer"/>
@@ -1723,7 +1766,7 @@
 </file>
 
 <file path=word/footer2.xml><?xml version="1.0" encoding="utf-8"?>
-<w:ftr xmlns:wpc="http://schemas.microsoft.com/office/word/2010/wordprocessingCanvas" xmlns:cx="http://schemas.microsoft.com/office/drawing/2014/chartex" xmlns:cx1="http://schemas.microsoft.com/office/drawing/2015/9/8/chartex" xmlns:cx2="http://schemas.microsoft.com/office/drawing/2015/10/21/chartex" xmlns:cx3="http://schemas.microsoft.com/office/drawing/2016/5/9/chartex" xmlns:cx4="http://schemas.microsoft.com/office/drawing/2016/5/10/chartex" xmlns:cx5="http://schemas.microsoft.com/office/drawing/2016/5/11/chartex" xmlns:cx6="http://schemas.microsoft.com/office/drawing/2016/5/12/chartex" xmlns:cx7="http://schemas.microsoft.com/office/drawing/2016/5/13/chartex" xmlns:cx8="http://schemas.microsoft.com/office/drawing/2016/5/14/chartex" xmlns:mc="http://schemas.openxmlformats.org/markup-compatibility/2006" xmlns:m="http://schemas.openxmlformats.org/officeDocument/2006/math" xmlns:aink="http://schemas.microsoft.com/office/drawing/2016/ink" xmlns:am3d="http://schemas.microsoft.com/office/drawing/2017/model3d" xmlns:oel="http://schemas.microsoft.com/office/2019/extlst" xmlns:r="http://schemas.openxmlformats.org/officeDocument/2006/relationships" xmlns:wp14="http://schemas.microsoft.com/office/word/2010/wordprocessingDrawing" xmlns:wp="http://schemas.openxmlformats.org/drawingml/2006/wordprocessingDrawing" xmlns:wpg="http://schemas.microsoft.com/office/word/2010/wordprocessingGroup" xmlns:wpi="http://schemas.microsoft.com/office/word/2010/wordprocessingInk" xmlns:wps="http://schemas.microsoft.com/office/word/2010/wordprocessingShape" xmlns:o="urn:schemas-microsoft-com:office:office" xmlns:v="urn:schemas-microsoft-com:vml" xmlns:w10="urn:schemas-microsoft-com:office:word" xmlns:w="http://schemas.openxmlformats.org/wordprocessingml/2006/main" xmlns:w14="http://schemas.microsoft.com/office/word/2010/wordml" xmlns:w15="http://schemas.microsoft.com/office/word/2012/wordml" xmlns:w16cex="http://schemas.microsoft.com/office/word/2018/wordml/cex" xmlns:w16cid="http://schemas.microsoft.com/office/word/2016/wordml/cid" xmlns:w16="http://schemas.microsoft.com/office/word/2018/wordml" xmlns:w16sdtdh="http://schemas.microsoft.com/office/word/2020/wordml/sdtdatahash" xmlns:w16sdtfl="http://schemas.microsoft.com/office/word/2024/wordml/sdtformatlock" xmlns:w16se="http://schemas.microsoft.com/office/word/2015/wordml/symex" xmlns:w16du="http://schemas.microsoft.com/office/word/2023/wordml/word16du" xmlns:wne="http://schemas.microsoft.com/office/word/2006/wordml" mc:Ignorable="w14 w15 w16se w16cid w16 w16cex w16sdtdh w16sdtfl w16du wp14">
+<w:ftr xmlns:wpc="http://schemas.microsoft.com/office/word/2010/wordprocessingCanvas" xmlns:cx="http://schemas.microsoft.com/office/drawing/2014/chartex" xmlns:cx1="http://schemas.microsoft.com/office/drawing/2015/9/8/chartex" xmlns:cx2="http://schemas.microsoft.com/office/drawing/2015/10/21/chartex" xmlns:cx3="http://schemas.microsoft.com/office/drawing/2016/5/9/chartex" xmlns:cx4="http://schemas.microsoft.com/office/drawing/2016/5/10/chartex" xmlns:cx5="http://schemas.microsoft.com/office/drawing/2016/5/11/chartex" xmlns:cx6="http://schemas.microsoft.com/office/drawing/2016/5/12/chartex" xmlns:cx7="http://schemas.microsoft.com/office/drawing/2016/5/13/chartex" xmlns:cx8="http://schemas.microsoft.com/office/drawing/2016/5/14/chartex" xmlns:mc="http://schemas.openxmlformats.org/markup-compatibility/2006" xmlns:m="http://schemas.openxmlformats.org/officeDocument/2006/math" xmlns:aink="http://schemas.microsoft.com/office/drawing/2016/ink" xmlns:am3d="http://schemas.microsoft.com/office/drawing/2017/model3d" xmlns:oel="http://schemas.microsoft.com/office/2019/extlst" xmlns:r="http://schemas.openxmlformats.org/officeDocument/2006/relationships" xmlns:wp14="http://schemas.microsoft.com/office/word/2010/wordprocessingDrawing" xmlns:wp="http://schemas.openxmlformats.org/drawingml/2006/wordprocessingDrawing" xmlns:wpg="http://schemas.microsoft.com/office/word/2010/wordprocessingGroup" xmlns:wpi="http://schemas.microsoft.com/office/word/2010/wordprocessingInk" xmlns:wps="http://schemas.microsoft.com/office/word/2010/wordprocessingShape" xmlns:o="urn:schemas-microsoft-com:office:office" xmlns:v="urn:schemas-microsoft-com:vml" xmlns:w10="urn:schemas-microsoft-com:office:word" xmlns:w="http://schemas.openxmlformats.org/wordprocessingml/2006/main" xmlns:w14="http://schemas.microsoft.com/office/word/2010/wordml" xmlns:w15="http://schemas.microsoft.com/office/word/2012/wordml" xmlns:w16cei="http://schemas.microsoft.com/office/word/2026/wordml/cei" xmlns:w16cex="http://schemas.microsoft.com/office/word/2018/wordml/cex" xmlns:w16cid="http://schemas.microsoft.com/office/word/2016/wordml/cid" xmlns:w16="http://schemas.microsoft.com/office/word/2018/wordml" xmlns:w16sdtdh="http://schemas.microsoft.com/office/word/2020/wordml/sdtdatahash" xmlns:w16sdtfl="http://schemas.microsoft.com/office/word/2024/wordml/sdtformatlock" xmlns:w16se="http://schemas.microsoft.com/office/word/2015/wordml/symex" xmlns:w16du="http://schemas.microsoft.com/office/word/2023/wordml/word16du" xmlns:wne="http://schemas.microsoft.com/office/word/2006/wordml" mc:Ignorable="w14 w15 w16se w16cid w16 w16cex w16sdtdh w16sdtfl w16du wp14">
   <w:sdt>
     <w:sdtPr>
       <w:id w:val="-910769649"/>
@@ -1935,7 +1978,7 @@
 </file>
 
 <file path=word/footer3.xml><?xml version="1.0" encoding="utf-8"?>
-<w:ftr xmlns:wpc="http://schemas.microsoft.com/office/word/2010/wordprocessingCanvas" xmlns:cx="http://schemas.microsoft.com/office/drawing/2014/chartex" xmlns:cx1="http://schemas.microsoft.com/office/drawing/2015/9/8/chartex" xmlns:cx2="http://schemas.microsoft.com/office/drawing/2015/10/21/chartex" xmlns:cx3="http://schemas.microsoft.com/office/drawing/2016/5/9/chartex" xmlns:cx4="http://schemas.microsoft.com/office/drawing/2016/5/10/chartex" xmlns:cx5="http://schemas.microsoft.com/office/drawing/2016/5/11/chartex" xmlns:cx6="http://schemas.microsoft.com/office/drawing/2016/5/12/chartex" xmlns:cx7="http://schemas.microsoft.com/office/drawing/2016/5/13/chartex" xmlns:cx8="http://schemas.microsoft.com/office/drawing/2016/5/14/chartex" xmlns:mc="http://schemas.openxmlformats.org/markup-compatibility/2006" xmlns:m="http://schemas.openxmlformats.org/officeDocument/2006/math" xmlns:aink="http://schemas.microsoft.com/office/drawing/2016/ink" xmlns:am3d="http://schemas.microsoft.com/office/drawing/2017/model3d" xmlns:oel="http://schemas.microsoft.com/office/2019/extlst" xmlns:r="http://schemas.openxmlformats.org/officeDocument/2006/relationships" xmlns:wp14="http://schemas.microsoft.com/office/word/2010/wordprocessingDrawing" xmlns:wp="http://schemas.openxmlformats.org/drawingml/2006/wordprocessingDrawing" xmlns:wpg="http://schemas.microsoft.com/office/word/2010/wordprocessingGroup" xmlns:wpi="http://schemas.microsoft.com/office/word/2010/wordprocessingInk" xmlns:wps="http://schemas.microsoft.com/office/word/2010/wordprocessingShape" xmlns:o="urn:schemas-microsoft-com:office:office" xmlns:v="urn:schemas-microsoft-com:vml" xmlns:w10="urn:schemas-microsoft-com:office:word" xmlns:w="http://schemas.openxmlformats.org/wordprocessingml/2006/main" xmlns:w14="http://schemas.microsoft.com/office/word/2010/wordml" xmlns:w15="http://schemas.microsoft.com/office/word/2012/wordml" xmlns:w16cex="http://schemas.microsoft.com/office/word/2018/wordml/cex" xmlns:w16cid="http://schemas.microsoft.com/office/word/2016/wordml/cid" xmlns:w16="http://schemas.microsoft.com/office/word/2018/wordml" xmlns:w16sdtdh="http://schemas.microsoft.com/office/word/2020/wordml/sdtdatahash" xmlns:w16sdtfl="http://schemas.microsoft.com/office/word/2024/wordml/sdtformatlock" xmlns:w16se="http://schemas.microsoft.com/office/word/2015/wordml/symex" xmlns:w16du="http://schemas.microsoft.com/office/word/2023/wordml/word16du" xmlns:wne="http://schemas.microsoft.com/office/word/2006/wordml" mc:Ignorable="w14 w15 w16se w16cid w16 w16cex w16sdtdh w16sdtfl w16du wp14">
+<w:ftr xmlns:wpc="http://schemas.microsoft.com/office/word/2010/wordprocessingCanvas" xmlns:cx="http://schemas.microsoft.com/office/drawing/2014/chartex" xmlns:cx1="http://schemas.microsoft.com/office/drawing/2015/9/8/chartex" xmlns:cx2="http://schemas.microsoft.com/office/drawing/2015/10/21/chartex" xmlns:cx3="http://schemas.microsoft.com/office/drawing/2016/5/9/chartex" xmlns:cx4="http://schemas.microsoft.com/office/drawing/2016/5/10/chartex" xmlns:cx5="http://schemas.microsoft.com/office/drawing/2016/5/11/chartex" xmlns:cx6="http://schemas.microsoft.com/office/drawing/2016/5/12/chartex" xmlns:cx7="http://schemas.microsoft.com/office/drawing/2016/5/13/chartex" xmlns:cx8="http://schemas.microsoft.com/office/drawing/2016/5/14/chartex" xmlns:mc="http://schemas.openxmlformats.org/markup-compatibility/2006" xmlns:m="http://schemas.openxmlformats.org/officeDocument/2006/math" xmlns:aink="http://schemas.microsoft.com/office/drawing/2016/ink" xmlns:am3d="http://schemas.microsoft.com/office/drawing/2017/model3d" xmlns:oel="http://schemas.microsoft.com/office/2019/extlst" xmlns:r="http://schemas.openxmlformats.org/officeDocument/2006/relationships" xmlns:wp14="http://schemas.microsoft.com/office/word/2010/wordprocessingDrawing" xmlns:wp="http://schemas.openxmlformats.org/drawingml/2006/wordprocessingDrawing" xmlns:wpg="http://schemas.microsoft.com/office/word/2010/wordprocessingGroup" xmlns:wpi="http://schemas.microsoft.com/office/word/2010/wordprocessingInk" xmlns:wps="http://schemas.microsoft.com/office/word/2010/wordprocessingShape" xmlns:o="urn:schemas-microsoft-com:office:office" xmlns:v="urn:schemas-microsoft-com:vml" xmlns:w10="urn:schemas-microsoft-com:office:word" xmlns:w="http://schemas.openxmlformats.org/wordprocessingml/2006/main" xmlns:w14="http://schemas.microsoft.com/office/word/2010/wordml" xmlns:w15="http://schemas.microsoft.com/office/word/2012/wordml" xmlns:w16cei="http://schemas.microsoft.com/office/word/2026/wordml/cei" xmlns:w16cex="http://schemas.microsoft.com/office/word/2018/wordml/cex" xmlns:w16cid="http://schemas.microsoft.com/office/word/2016/wordml/cid" xmlns:w16="http://schemas.microsoft.com/office/word/2018/wordml" xmlns:w16sdtdh="http://schemas.microsoft.com/office/word/2020/wordml/sdtdatahash" xmlns:w16sdtfl="http://schemas.microsoft.com/office/word/2024/wordml/sdtformatlock" xmlns:w16se="http://schemas.microsoft.com/office/word/2015/wordml/symex" xmlns:w16du="http://schemas.microsoft.com/office/word/2023/wordml/word16du" xmlns:wne="http://schemas.microsoft.com/office/word/2006/wordml" mc:Ignorable="w14 w15 w16se w16cid w16 w16cex w16sdtdh w16sdtfl w16du wp14">
   <w:p>
     <w:pPr>
       <w:pStyle w:val="Footer"/>
@@ -2152,7 +2195,7 @@
 </file>
 
 <file path=word/footnotes.xml><?xml version="1.0" encoding="utf-8"?>
-<w:footnotes xmlns:wpc="http://schemas.microsoft.com/office/word/2010/wordprocessingCanvas" xmlns:cx="http://schemas.microsoft.com/office/drawing/2014/chartex" xmlns:cx1="http://schemas.microsoft.com/office/drawing/2015/9/8/chartex" xmlns:cx2="http://schemas.microsoft.com/office/drawing/2015/10/21/chartex" xmlns:cx3="http://schemas.microsoft.com/office/drawing/2016/5/9/chartex" xmlns:cx4="http://schemas.microsoft.com/office/drawing/2016/5/10/chartex" xmlns:cx5="http://schemas.microsoft.com/office/drawing/2016/5/11/chartex" xmlns:cx6="http://schemas.microsoft.com/office/drawing/2016/5/12/chartex" xmlns:cx7="http://schemas.microsoft.com/office/drawing/2016/5/13/chartex" xmlns:cx8="http://schemas.microsoft.com/office/drawing/2016/5/14/chartex" xmlns:mc="http://schemas.openxmlformats.org/markup-compatibility/2006" xmlns:m="http://schemas.openxmlformats.org/officeDocument/2006/math" xmlns:aink="http://schemas.microsoft.com/office/drawing/2016/ink" xmlns:am3d="http://schemas.microsoft.com/office/drawing/2017/model3d" xmlns:oel="http://schemas.microsoft.com/office/2019/extlst" xmlns:r="http://schemas.openxmlformats.org/officeDocument/2006/relationships" xmlns:wp14="http://schemas.microsoft.com/office/word/2010/wordprocessingDrawing" xmlns:wp="http://schemas.openxmlformats.org/drawingml/2006/wordprocessingDrawing" xmlns:wpg="http://schemas.microsoft.com/office/word/2010/wordprocessingGroup" xmlns:wpi="http://schemas.microsoft.com/office/word/2010/wordprocessingInk" xmlns:wps="http://schemas.microsoft.com/office/word/2010/wordprocessingShape" xmlns:o="urn:schemas-microsoft-com:office:office" xmlns:v="urn:schemas-microsoft-com:vml" xmlns:w10="urn:schemas-microsoft-com:office:word" xmlns:w="http://schemas.openxmlformats.org/wordprocessingml/2006/main" xmlns:w14="http://schemas.microsoft.com/office/word/2010/wordml" xmlns:w15="http://schemas.microsoft.com/office/word/2012/wordml" xmlns:w16cex="http://schemas.microsoft.com/office/word/2018/wordml/cex" xmlns:w16cid="http://schemas.microsoft.com/office/word/2016/wordml/cid" xmlns:w16="http://schemas.microsoft.com/office/word/2018/wordml" xmlns:w16sdtdh="http://schemas.microsoft.com/office/word/2020/wordml/sdtdatahash" xmlns:w16sdtfl="http://schemas.microsoft.com/office/word/2024/wordml/sdtformatlock" xmlns:w16se="http://schemas.microsoft.com/office/word/2015/wordml/symex" xmlns:w16du="http://schemas.microsoft.com/office/word/2023/wordml/word16du" xmlns:wne="http://schemas.microsoft.com/office/word/2006/wordml" mc:Ignorable="w14 w15 w16se w16cid w16 w16cex w16sdtdh w16sdtfl w16du wp14">
+<w:footnotes xmlns:wpc="http://schemas.microsoft.com/office/word/2010/wordprocessingCanvas" xmlns:cx="http://schemas.microsoft.com/office/drawing/2014/chartex" xmlns:cx1="http://schemas.microsoft.com/office/drawing/2015/9/8/chartex" xmlns:cx2="http://schemas.microsoft.com/office/drawing/2015/10/21/chartex" xmlns:cx3="http://schemas.microsoft.com/office/drawing/2016/5/9/chartex" xmlns:cx4="http://schemas.microsoft.com/office/drawing/2016/5/10/chartex" xmlns:cx5="http://schemas.microsoft.com/office/drawing/2016/5/11/chartex" xmlns:cx6="http://schemas.microsoft.com/office/drawing/2016/5/12/chartex" xmlns:cx7="http://schemas.microsoft.com/office/drawing/2016/5/13/chartex" xmlns:cx8="http://schemas.microsoft.com/office/drawing/2016/5/14/chartex" xmlns:mc="http://schemas.openxmlformats.org/markup-compatibility/2006" xmlns:m="http://schemas.openxmlformats.org/officeDocument/2006/math" xmlns:aink="http://schemas.microsoft.com/office/drawing/2016/ink" xmlns:am3d="http://schemas.microsoft.com/office/drawing/2017/model3d" xmlns:oel="http://schemas.microsoft.com/office/2019/extlst" xmlns:r="http://schemas.openxmlformats.org/officeDocument/2006/relationships" xmlns:wp14="http://schemas.microsoft.com/office/word/2010/wordprocessingDrawing" xmlns:wp="http://schemas.openxmlformats.org/drawingml/2006/wordprocessingDrawing" xmlns:wpg="http://schemas.microsoft.com/office/word/2010/wordprocessingGroup" xmlns:wpi="http://schemas.microsoft.com/office/word/2010/wordprocessingInk" xmlns:wps="http://schemas.microsoft.com/office/word/2010/wordprocessingShape" xmlns:o="urn:schemas-microsoft-com:office:office" xmlns:v="urn:schemas-microsoft-com:vml" xmlns:w10="urn:schemas-microsoft-com:office:word" xmlns:w="http://schemas.openxmlformats.org/wordprocessingml/2006/main" xmlns:w14="http://schemas.microsoft.com/office/word/2010/wordml" xmlns:w15="http://schemas.microsoft.com/office/word/2012/wordml" xmlns:w16cei="http://schemas.microsoft.com/office/word/2026/wordml/cei" xmlns:w16cex="http://schemas.microsoft.com/office/word/2018/wordml/cex" xmlns:w16cid="http://schemas.microsoft.com/office/word/2016/wordml/cid" xmlns:w16="http://schemas.microsoft.com/office/word/2018/wordml" xmlns:w16sdtdh="http://schemas.microsoft.com/office/word/2020/wordml/sdtdatahash" xmlns:w16sdtfl="http://schemas.microsoft.com/office/word/2024/wordml/sdtformatlock" xmlns:w16se="http://schemas.microsoft.com/office/word/2015/wordml/symex" xmlns:w16du="http://schemas.microsoft.com/office/word/2023/wordml/word16du" xmlns:wne="http://schemas.microsoft.com/office/word/2006/wordml" mc:Ignorable="w14 w15 w16se w16cid w16 w16cex w16sdtdh w16sdtfl w16du wp14">
   <w:footnote w:type="separator" w:id="-1">
     <w:p>
       <w:pPr>
@@ -2177,7 +2220,7 @@
 </file>
 
 <file path=word/header1.xml><?xml version="1.0" encoding="utf-8"?>
-<w:hdr xmlns:wpc="http://schemas.microsoft.com/office/word/2010/wordprocessingCanvas" xmlns:cx="http://schemas.microsoft.com/office/drawing/2014/chartex" xmlns:cx1="http://schemas.microsoft.com/office/drawing/2015/9/8/chartex" xmlns:cx2="http://schemas.microsoft.com/office/drawing/2015/10/21/chartex" xmlns:cx3="http://schemas.microsoft.com/office/drawing/2016/5/9/chartex" xmlns:cx4="http://schemas.microsoft.com/office/drawing/2016/5/10/chartex" xmlns:cx5="http://schemas.microsoft.com/office/drawing/2016/5/11/chartex" xmlns:cx6="http://schemas.microsoft.com/office/drawing/2016/5/12/chartex" xmlns:cx7="http://schemas.microsoft.com/office/drawing/2016/5/13/chartex" xmlns:cx8="http://schemas.microsoft.com/office/drawing/2016/5/14/chartex" xmlns:mc="http://schemas.openxmlformats.org/markup-compatibility/2006" xmlns:m="http://schemas.openxmlformats.org/officeDocument/2006/math" xmlns:aink="http://schemas.microsoft.com/office/drawing/2016/ink" xmlns:am3d="http://schemas.microsoft.com/office/drawing/2017/model3d" xmlns:oel="http://schemas.microsoft.com/office/2019/extlst" xmlns:r="http://schemas.openxmlformats.org/officeDocument/2006/relationships" xmlns:wp14="http://schemas.microsoft.com/office/word/2010/wordprocessingDrawing" xmlns:wp="http://schemas.openxmlformats.org/drawingml/2006/wordprocessingDrawing" xmlns:wpg="http://schemas.microsoft.com/office/word/2010/wordprocessingGroup" xmlns:wpi="http://schemas.microsoft.com/office/word/2010/wordprocessingInk" xmlns:wps="http://schemas.microsoft.com/office/word/2010/wordprocessingShape" xmlns:o="urn:schemas-microsoft-com:office:office" xmlns:v="urn:schemas-microsoft-com:vml" xmlns:w10="urn:schemas-microsoft-com:office:word" xmlns:w="http://schemas.openxmlformats.org/wordprocessingml/2006/main" xmlns:w14="http://schemas.microsoft.com/office/word/2010/wordml" xmlns:w15="http://schemas.microsoft.com/office/word/2012/wordml" xmlns:w16cex="http://schemas.microsoft.com/office/word/2018/wordml/cex" xmlns:w16cid="http://schemas.microsoft.com/office/word/2016/wordml/cid" xmlns:w16="http://schemas.microsoft.com/office/word/2018/wordml" xmlns:w16sdtdh="http://schemas.microsoft.com/office/word/2020/wordml/sdtdatahash" xmlns:w16sdtfl="http://schemas.microsoft.com/office/word/2024/wordml/sdtformatlock" xmlns:w16se="http://schemas.microsoft.com/office/word/2015/wordml/symex" xmlns:w16du="http://schemas.microsoft.com/office/word/2023/wordml/word16du" xmlns:wne="http://schemas.microsoft.com/office/word/2006/wordml" mc:Ignorable="w14 w15 w16se w16cid w16 w16cex w16sdtdh w16sdtfl w16du wp14">
+<w:hdr xmlns:wpc="http://schemas.microsoft.com/office/word/2010/wordprocessingCanvas" xmlns:cx="http://schemas.microsoft.com/office/drawing/2014/chartex" xmlns:cx1="http://schemas.microsoft.com/office/drawing/2015/9/8/chartex" xmlns:cx2="http://schemas.microsoft.com/office/drawing/2015/10/21/chartex" xmlns:cx3="http://schemas.microsoft.com/office/drawing/2016/5/9/chartex" xmlns:cx4="http://schemas.microsoft.com/office/drawing/2016/5/10/chartex" xmlns:cx5="http://schemas.microsoft.com/office/drawing/2016/5/11/chartex" xmlns:cx6="http://schemas.microsoft.com/office/drawing/2016/5/12/chartex" xmlns:cx7="http://schemas.microsoft.com/office/drawing/2016/5/13/chartex" xmlns:cx8="http://schemas.microsoft.com/office/drawing/2016/5/14/chartex" xmlns:mc="http://schemas.openxmlformats.org/markup-compatibility/2006" xmlns:m="http://schemas.openxmlformats.org/officeDocument/2006/math" xmlns:aink="http://schemas.microsoft.com/office/drawing/2016/ink" xmlns:am3d="http://schemas.microsoft.com/office/drawing/2017/model3d" xmlns:oel="http://schemas.microsoft.com/office/2019/extlst" xmlns:r="http://schemas.openxmlformats.org/officeDocument/2006/relationships" xmlns:wp14="http://schemas.microsoft.com/office/word/2010/wordprocessingDrawing" xmlns:wp="http://schemas.openxmlformats.org/drawingml/2006/wordprocessingDrawing" xmlns:wpg="http://schemas.microsoft.com/office/word/2010/wordprocessingGroup" xmlns:wpi="http://schemas.microsoft.com/office/word/2010/wordprocessingInk" xmlns:wps="http://schemas.microsoft.com/office/word/2010/wordprocessingShape" xmlns:o="urn:schemas-microsoft-com:office:office" xmlns:v="urn:schemas-microsoft-com:vml" xmlns:w10="urn:schemas-microsoft-com:office:word" xmlns:w="http://schemas.openxmlformats.org/wordprocessingml/2006/main" xmlns:w14="http://schemas.microsoft.com/office/word/2010/wordml" xmlns:w15="http://schemas.microsoft.com/office/word/2012/wordml" xmlns:w16cei="http://schemas.microsoft.com/office/word/2026/wordml/cei" xmlns:w16cex="http://schemas.microsoft.com/office/word/2018/wordml/cex" xmlns:w16cid="http://schemas.microsoft.com/office/word/2016/wordml/cid" xmlns:w16="http://schemas.microsoft.com/office/word/2018/wordml" xmlns:w16sdtdh="http://schemas.microsoft.com/office/word/2020/wordml/sdtdatahash" xmlns:w16sdtfl="http://schemas.microsoft.com/office/word/2024/wordml/sdtformatlock" xmlns:w16se="http://schemas.microsoft.com/office/word/2015/wordml/symex" xmlns:w16du="http://schemas.microsoft.com/office/word/2023/wordml/word16du" xmlns:wne="http://schemas.microsoft.com/office/word/2006/wordml" mc:Ignorable="w14 w15 w16se w16cid w16 w16cex w16sdtdh w16sdtfl w16du wp14">
   <w:p>
     <w:pPr>
       <w:pStyle w:val="Header"/>
@@ -2187,7 +2230,7 @@
 </file>
 
 <file path=word/header2.xml><?xml version="1.0" encoding="utf-8"?>
-<w:hdr xmlns:wpc="http://schemas.microsoft.com/office/word/2010/wordprocessingCanvas" xmlns:cx="http://schemas.microsoft.com/office/drawing/2014/chartex" xmlns:cx1="http://schemas.microsoft.com/office/drawing/2015/9/8/chartex" xmlns:cx2="http://schemas.microsoft.com/office/drawing/2015/10/21/chartex" xmlns:cx3="http://schemas.microsoft.com/office/drawing/2016/5/9/chartex" xmlns:cx4="http://schemas.microsoft.com/office/drawing/2016/5/10/chartex" xmlns:cx5="http://schemas.microsoft.com/office/drawing/2016/5/11/chartex" xmlns:cx6="http://schemas.microsoft.com/office/drawing/2016/5/12/chartex" xmlns:cx7="http://schemas.microsoft.com/office/drawing/2016/5/13/chartex" xmlns:cx8="http://schemas.microsoft.com/office/drawing/2016/5/14/chartex" xmlns:mc="http://schemas.openxmlformats.org/markup-compatibility/2006" xmlns:m="http://schemas.openxmlformats.org/officeDocument/2006/math" xmlns:aink="http://schemas.microsoft.com/office/drawing/2016/ink" xmlns:am3d="http://schemas.microsoft.com/office/drawing/2017/model3d" xmlns:oel="http://schemas.microsoft.com/office/2019/extlst" xmlns:r="http://schemas.openxmlformats.org/officeDocument/2006/relationships" xmlns:wp14="http://schemas.microsoft.com/office/word/2010/wordprocessingDrawing" xmlns:wp="http://schemas.openxmlformats.org/drawingml/2006/wordprocessingDrawing" xmlns:wpg="http://schemas.microsoft.com/office/word/2010/wordprocessingGroup" xmlns:wpi="http://schemas.microsoft.com/office/word/2010/wordprocessingInk" xmlns:wps="http://schemas.microsoft.com/office/word/2010/wordprocessingShape" xmlns:o="urn:schemas-microsoft-com:office:office" xmlns:v="urn:schemas-microsoft-com:vml" xmlns:w10="urn:schemas-microsoft-com:office:word" xmlns:w="http://schemas.openxmlformats.org/wordprocessingml/2006/main" xmlns:w14="http://schemas.microsoft.com/office/word/2010/wordml" xmlns:w15="http://schemas.microsoft.com/office/word/2012/wordml" xmlns:w16cex="http://schemas.microsoft.com/office/word/2018/wordml/cex" xmlns:w16cid="http://schemas.microsoft.com/office/word/2016/wordml/cid" xmlns:w16="http://schemas.microsoft.com/office/word/2018/wordml" xmlns:w16sdtdh="http://schemas.microsoft.com/office/word/2020/wordml/sdtdatahash" xmlns:w16sdtfl="http://schemas.microsoft.com/office/word/2024/wordml/sdtformatlock" xmlns:w16se="http://schemas.microsoft.com/office/word/2015/wordml/symex" xmlns:w16du="http://schemas.microsoft.com/office/word/2023/wordml/word16du" xmlns:wne="http://schemas.microsoft.com/office/word/2006/wordml" mc:Ignorable="w14 w15 w16se w16cid w16 w16cex w16sdtdh w16sdtfl w16du wp14">
+<w:hdr xmlns:wpc="http://schemas.microsoft.com/office/word/2010/wordprocessingCanvas" xmlns:cx="http://schemas.microsoft.com/office/drawing/2014/chartex" xmlns:cx1="http://schemas.microsoft.com/office/drawing/2015/9/8/chartex" xmlns:cx2="http://schemas.microsoft.com/office/drawing/2015/10/21/chartex" xmlns:cx3="http://schemas.microsoft.com/office/drawing/2016/5/9/chartex" xmlns:cx4="http://schemas.microsoft.com/office/drawing/2016/5/10/chartex" xmlns:cx5="http://schemas.microsoft.com/office/drawing/2016/5/11/chartex" xmlns:cx6="http://schemas.microsoft.com/office/drawing/2016/5/12/chartex" xmlns:cx7="http://schemas.microsoft.com/office/drawing/2016/5/13/chartex" xmlns:cx8="http://schemas.microsoft.com/office/drawing/2016/5/14/chartex" xmlns:mc="http://schemas.openxmlformats.org/markup-compatibility/2006" xmlns:m="http://schemas.openxmlformats.org/officeDocument/2006/math" xmlns:aink="http://schemas.microsoft.com/office/drawing/2016/ink" xmlns:am3d="http://schemas.microsoft.com/office/drawing/2017/model3d" xmlns:oel="http://schemas.microsoft.com/office/2019/extlst" xmlns:r="http://schemas.openxmlformats.org/officeDocument/2006/relationships" xmlns:wp14="http://schemas.microsoft.com/office/word/2010/wordprocessingDrawing" xmlns:wp="http://schemas.openxmlformats.org/drawingml/2006/wordprocessingDrawing" xmlns:wpg="http://schemas.microsoft.com/office/word/2010/wordprocessingGroup" xmlns:wpi="http://schemas.microsoft.com/office/word/2010/wordprocessingInk" xmlns:wps="http://schemas.microsoft.com/office/word/2010/wordprocessingShape" xmlns:o="urn:schemas-microsoft-com:office:office" xmlns:v="urn:schemas-microsoft-com:vml" xmlns:w10="urn:schemas-microsoft-com:office:word" xmlns:w="http://schemas.openxmlformats.org/wordprocessingml/2006/main" xmlns:w14="http://schemas.microsoft.com/office/word/2010/wordml" xmlns:w15="http://schemas.microsoft.com/office/word/2012/wordml" xmlns:w16cei="http://schemas.microsoft.com/office/word/2026/wordml/cei" xmlns:w16cex="http://schemas.microsoft.com/office/word/2018/wordml/cex" xmlns:w16cid="http://schemas.microsoft.com/office/word/2016/wordml/cid" xmlns:w16="http://schemas.microsoft.com/office/word/2018/wordml" xmlns:w16sdtdh="http://schemas.microsoft.com/office/word/2020/wordml/sdtdatahash" xmlns:w16sdtfl="http://schemas.microsoft.com/office/word/2024/wordml/sdtformatlock" xmlns:w16se="http://schemas.microsoft.com/office/word/2015/wordml/symex" xmlns:w16du="http://schemas.microsoft.com/office/word/2023/wordml/word16du" xmlns:wne="http://schemas.microsoft.com/office/word/2006/wordml" mc:Ignorable="w14 w15 w16se w16cid w16 w16cex w16sdtdh w16sdtfl w16du wp14">
   <w:p>
     <w:pPr>
       <w:pStyle w:val="Header"/>
@@ -2198,7 +2241,7 @@
 </file>
 
 <file path=word/header3.xml><?xml version="1.0" encoding="utf-8"?>
-<w:hdr xmlns:wpc="http://schemas.microsoft.com/office/word/2010/wordprocessingCanvas" xmlns:cx="http://schemas.microsoft.com/office/drawing/2014/chartex" xmlns:cx1="http://schemas.microsoft.com/office/drawing/2015/9/8/chartex" xmlns:cx2="http://schemas.microsoft.com/office/drawing/2015/10/21/chartex" xmlns:cx3="http://schemas.microsoft.com/office/drawing/2016/5/9/chartex" xmlns:cx4="http://schemas.microsoft.com/office/drawing/2016/5/10/chartex" xmlns:cx5="http://schemas.microsoft.com/office/drawing/2016/5/11/chartex" xmlns:cx6="http://schemas.microsoft.com/office/drawing/2016/5/12/chartex" xmlns:cx7="http://schemas.microsoft.com/office/drawing/2016/5/13/chartex" xmlns:cx8="http://schemas.microsoft.com/office/drawing/2016/5/14/chartex" xmlns:mc="http://schemas.openxmlformats.org/markup-compatibility/2006" xmlns:m="http://schemas.openxmlformats.org/officeDocument/2006/math" xmlns:aink="http://schemas.microsoft.com/office/drawing/2016/ink" xmlns:am3d="http://schemas.microsoft.com/office/drawing/2017/model3d" xmlns:oel="http://schemas.microsoft.com/office/2019/extlst" xmlns:r="http://schemas.openxmlformats.org/officeDocument/2006/relationships" xmlns:wp14="http://schemas.microsoft.com/office/word/2010/wordprocessingDrawing" xmlns:wp="http://schemas.openxmlformats.org/drawingml/2006/wordprocessingDrawing" xmlns:wpg="http://schemas.microsoft.com/office/word/2010/wordprocessingGroup" xmlns:wpi="http://schemas.microsoft.com/office/word/2010/wordprocessingInk" xmlns:wps="http://schemas.microsoft.com/office/word/2010/wordprocessingShape" xmlns:o="urn:schemas-microsoft-com:office:office" xmlns:v="urn:schemas-microsoft-com:vml" xmlns:w10="urn:schemas-microsoft-com:office:word" xmlns:w="http://schemas.openxmlformats.org/wordprocessingml/2006/main" xmlns:w14="http://schemas.microsoft.com/office/word/2010/wordml" xmlns:w15="http://schemas.microsoft.com/office/word/2012/wordml" xmlns:w16cex="http://schemas.microsoft.com/office/word/2018/wordml/cex" xmlns:w16cid="http://schemas.microsoft.com/office/word/2016/wordml/cid" xmlns:w16="http://schemas.microsoft.com/office/word/2018/wordml" xmlns:w16sdtdh="http://schemas.microsoft.com/office/word/2020/wordml/sdtdatahash" xmlns:w16sdtfl="http://schemas.microsoft.com/office/word/2024/wordml/sdtformatlock" xmlns:w16se="http://schemas.microsoft.com/office/word/2015/wordml/symex" xmlns:w16du="http://schemas.microsoft.com/office/word/2023/wordml/word16du" xmlns:wne="http://schemas.microsoft.com/office/word/2006/wordml" mc:Ignorable="w14 w15 w16se w16cid w16 w16cex w16sdtdh w16sdtfl w16du wp14">
+<w:hdr xmlns:wpc="http://schemas.microsoft.com/office/word/2010/wordprocessingCanvas" xmlns:cx="http://schemas.microsoft.com/office/drawing/2014/chartex" xmlns:cx1="http://schemas.microsoft.com/office/drawing/2015/9/8/chartex" xmlns:cx2="http://schemas.microsoft.com/office/drawing/2015/10/21/chartex" xmlns:cx3="http://schemas.microsoft.com/office/drawing/2016/5/9/chartex" xmlns:cx4="http://schemas.microsoft.com/office/drawing/2016/5/10/chartex" xmlns:cx5="http://schemas.microsoft.com/office/drawing/2016/5/11/chartex" xmlns:cx6="http://schemas.microsoft.com/office/drawing/2016/5/12/chartex" xmlns:cx7="http://schemas.microsoft.com/office/drawing/2016/5/13/chartex" xmlns:cx8="http://schemas.microsoft.com/office/drawing/2016/5/14/chartex" xmlns:mc="http://schemas.openxmlformats.org/markup-compatibility/2006" xmlns:m="http://schemas.openxmlformats.org/officeDocument/2006/math" xmlns:aink="http://schemas.microsoft.com/office/drawing/2016/ink" xmlns:am3d="http://schemas.microsoft.com/office/drawing/2017/model3d" xmlns:oel="http://schemas.microsoft.com/office/2019/extlst" xmlns:r="http://schemas.openxmlformats.org/officeDocument/2006/relationships" xmlns:wp14="http://schemas.microsoft.com/office/word/2010/wordprocessingDrawing" xmlns:wp="http://schemas.openxmlformats.org/drawingml/2006/wordprocessingDrawing" xmlns:wpg="http://schemas.microsoft.com/office/word/2010/wordprocessingGroup" xmlns:wpi="http://schemas.microsoft.com/office/word/2010/wordprocessingInk" xmlns:wps="http://schemas.microsoft.com/office/word/2010/wordprocessingShape" xmlns:o="urn:schemas-microsoft-com:office:office" xmlns:v="urn:schemas-microsoft-com:vml" xmlns:w10="urn:schemas-microsoft-com:office:word" xmlns:w="http://schemas.openxmlformats.org/wordprocessingml/2006/main" xmlns:w14="http://schemas.microsoft.com/office/word/2010/wordml" xmlns:w15="http://schemas.microsoft.com/office/word/2012/wordml" xmlns:w16cei="http://schemas.microsoft.com/office/word/2026/wordml/cei" xmlns:w16cex="http://schemas.microsoft.com/office/word/2018/wordml/cex" xmlns:w16cid="http://schemas.microsoft.com/office/word/2016/wordml/cid" xmlns:w16="http://schemas.microsoft.com/office/word/2018/wordml" xmlns:w16sdtdh="http://schemas.microsoft.com/office/word/2020/wordml/sdtdatahash" xmlns:w16sdtfl="http://schemas.microsoft.com/office/word/2024/wordml/sdtformatlock" xmlns:w16se="http://schemas.microsoft.com/office/word/2015/wordml/symex" xmlns:w16du="http://schemas.microsoft.com/office/word/2023/wordml/word16du" xmlns:wne="http://schemas.microsoft.com/office/word/2006/wordml" mc:Ignorable="w14 w15 w16se w16cid w16 w16cex w16sdtdh w16sdtfl w16du wp14">
   <w:p>
     <w:pPr>
       <w:pStyle w:val="Heading1"/>
@@ -2233,7 +2276,7 @@
 </file>
 
 <file path=word/numbering.xml><?xml version="1.0" encoding="utf-8"?>
-<w:numbering xmlns:wpc="http://schemas.microsoft.com/office/word/2010/wordprocessingCanvas" xmlns:cx="http://schemas.microsoft.com/office/drawing/2014/chartex" xmlns:cx1="http://schemas.microsoft.com/office/drawing/2015/9/8/chartex" xmlns:cx2="http://schemas.microsoft.com/office/drawing/2015/10/21/chartex" xmlns:cx3="http://schemas.microsoft.com/office/drawing/2016/5/9/chartex" xmlns:cx4="http://schemas.microsoft.com/office/drawing/2016/5/10/chartex" xmlns:cx5="http://schemas.microsoft.com/office/drawing/2016/5/11/chartex" xmlns:cx6="http://schemas.microsoft.com/office/drawing/2016/5/12/chartex" xmlns:cx7="http://schemas.microsoft.com/office/drawing/2016/5/13/chartex" xmlns:cx8="http://schemas.microsoft.com/office/drawing/2016/5/14/chartex" xmlns:mc="http://schemas.openxmlformats.org/markup-compatibility/2006" xmlns:m="http://schemas.openxmlformats.org/officeDocument/2006/math" xmlns:aink="http://schemas.microsoft.com/office/drawing/2016/ink" xmlns:am3d="http://schemas.microsoft.com/office/drawing/2017/model3d" xmlns:oel="http://schemas.microsoft.com/office/2019/extlst" xmlns:r="http://schemas.openxmlformats.org/officeDocument/2006/relationships" xmlns:wp14="http://schemas.microsoft.com/office/word/2010/wordprocessingDrawing" xmlns:wp="http://schemas.openxmlformats.org/drawingml/2006/wordprocessingDrawing" xmlns:wpg="http://schemas.microsoft.com/office/word/2010/wordprocessingGroup" xmlns:wpi="http://schemas.microsoft.com/office/word/2010/wordprocessingInk" xmlns:wps="http://schemas.microsoft.com/office/word/2010/wordprocessingShape" xmlns:o="urn:schemas-microsoft-com:office:office" xmlns:v="urn:schemas-microsoft-com:vml" xmlns:w10="urn:schemas-microsoft-com:office:word" xmlns:w="http://schemas.openxmlformats.org/wordprocessingml/2006/main" xmlns:w14="http://schemas.microsoft.com/office/word/2010/wordml" xmlns:w15="http://schemas.microsoft.com/office/word/2012/wordml" xmlns:w16cex="http://schemas.microsoft.com/office/word/2018/wordml/cex" xmlns:w16cid="http://schemas.microsoft.com/office/word/2016/wordml/cid" xmlns:w16="http://schemas.microsoft.com/office/word/2018/wordml" xmlns:w16sdtdh="http://schemas.microsoft.com/office/word/2020/wordml/sdtdatahash" xmlns:w16sdtfl="http://schemas.microsoft.com/office/word/2024/wordml/sdtformatlock" xmlns:w16se="http://schemas.microsoft.com/office/word/2015/wordml/symex" xmlns:w16du="http://schemas.microsoft.com/office/word/2023/wordml/word16du" xmlns:wne="http://schemas.microsoft.com/office/word/2006/wordml" mc:Ignorable="w14 w15 w16se w16cid w16 w16cex w16sdtdh w16sdtfl w16du wp14">
+<w:numbering xmlns:wpc="http://schemas.microsoft.com/office/word/2010/wordprocessingCanvas" xmlns:cx="http://schemas.microsoft.com/office/drawing/2014/chartex" xmlns:cx1="http://schemas.microsoft.com/office/drawing/2015/9/8/chartex" xmlns:cx2="http://schemas.microsoft.com/office/drawing/2015/10/21/chartex" xmlns:cx3="http://schemas.microsoft.com/office/drawing/2016/5/9/chartex" xmlns:cx4="http://schemas.microsoft.com/office/drawing/2016/5/10/chartex" xmlns:cx5="http://schemas.microsoft.com/office/drawing/2016/5/11/chartex" xmlns:cx6="http://schemas.microsoft.com/office/drawing/2016/5/12/chartex" xmlns:cx7="http://schemas.microsoft.com/office/drawing/2016/5/13/chartex" xmlns:cx8="http://schemas.microsoft.com/office/drawing/2016/5/14/chartex" xmlns:mc="http://schemas.openxmlformats.org/markup-compatibility/2006" xmlns:m="http://schemas.openxmlformats.org/officeDocument/2006/math" xmlns:aink="http://schemas.microsoft.com/office/drawing/2016/ink" xmlns:am3d="http://schemas.microsoft.com/office/drawing/2017/model3d" xmlns:oel="http://schemas.microsoft.com/office/2019/extlst" xmlns:r="http://schemas.openxmlformats.org/officeDocument/2006/relationships" xmlns:wp14="http://schemas.microsoft.com/office/word/2010/wordprocessingDrawing" xmlns:wp="http://schemas.openxmlformats.org/drawingml/2006/wordprocessingDrawing" xmlns:wpg="http://schemas.microsoft.com/office/word/2010/wordprocessingGroup" xmlns:wpi="http://schemas.microsoft.com/office/word/2010/wordprocessingInk" xmlns:wps="http://schemas.microsoft.com/office/word/2010/wordprocessingShape" xmlns:o="urn:schemas-microsoft-com:office:office" xmlns:v="urn:schemas-microsoft-com:vml" xmlns:w10="urn:schemas-microsoft-com:office:word" xmlns:w="http://schemas.openxmlformats.org/wordprocessingml/2006/main" xmlns:w14="http://schemas.microsoft.com/office/word/2010/wordml" xmlns:w15="http://schemas.microsoft.com/office/word/2012/wordml" xmlns:w16cei="http://schemas.microsoft.com/office/word/2026/wordml/cei" xmlns:w16cex="http://schemas.microsoft.com/office/word/2018/wordml/cex" xmlns:w16cid="http://schemas.microsoft.com/office/word/2016/wordml/cid" xmlns:w16="http://schemas.microsoft.com/office/word/2018/wordml" xmlns:w16sdtdh="http://schemas.microsoft.com/office/word/2020/wordml/sdtdatahash" xmlns:w16sdtfl="http://schemas.microsoft.com/office/word/2024/wordml/sdtformatlock" xmlns:w16se="http://schemas.microsoft.com/office/word/2015/wordml/symex" xmlns:w16du="http://schemas.microsoft.com/office/word/2023/wordml/word16du" xmlns:wne="http://schemas.microsoft.com/office/word/2006/wordml" mc:Ignorable="w14 w15 w16se w16cid w16 w16cex w16sdtdh w16sdtfl w16du wp14">
   <w:abstractNum w:abstractNumId="0" w15:restartNumberingAfterBreak="0">
     <w:nsid w:val="FFFFFFFE"/>
     <w:multiLevelType w:val="singleLevel"/>
@@ -4809,12 +4852,7 @@
 </file>
 
 <file path=customXml/item2.xml><?xml version="1.0" encoding="utf-8"?>
-<?mso-contentType ?>
-<FormTemplates xmlns="http://schemas.microsoft.com/sharepoint/v3/contenttype/forms">
-  <Display>DocumentLibraryForm</Display>
-  <Edit>DocumentLibraryForm</Edit>
-  <New>DocumentLibraryForm</New>
-</FormTemplates>
+<b:Sources xmlns:b="http://schemas.openxmlformats.org/officeDocument/2006/bibliography" xmlns="http://schemas.openxmlformats.org/officeDocument/2006/bibliography" SelectedStyle="\APASixthEditionOfficeOnline.xsl" StyleName="APA" Version="6"/>
 </file>
 
 <file path=customXml/item3.xml><?xml version="1.0" encoding="utf-8"?>
@@ -4824,7 +4862,12 @@
 </file>
 
 <file path=customXml/item4.xml><?xml version="1.0" encoding="utf-8"?>
-<b:Sources xmlns:b="http://schemas.openxmlformats.org/officeDocument/2006/bibliography" xmlns="http://schemas.openxmlformats.org/officeDocument/2006/bibliography" SelectedStyle="\APASixthEditionOfficeOnline.xsl" StyleName="APA" Version="6"/>
+<?mso-contentType ?>
+<FormTemplates xmlns="http://schemas.microsoft.com/sharepoint/v3/contenttype/forms">
+  <Display>DocumentLibraryForm</Display>
+  <Edit>DocumentLibraryForm</Edit>
+  <New>DocumentLibraryForm</New>
+</FormTemplates>
 </file>
 
 <file path=customXml/itemProps1.xml><?xml version="1.0" encoding="utf-8"?>
@@ -4846,9 +4889,9 @@
 </file>
 
 <file path=customXml/itemProps2.xml><?xml version="1.0" encoding="utf-8"?>
-<ds:datastoreItem xmlns:ds="http://schemas.openxmlformats.org/officeDocument/2006/customXml" ds:itemID="{5206B0B6-8C6C-49AC-85D5-5CA690A3116E}">
+<ds:datastoreItem xmlns:ds="http://schemas.openxmlformats.org/officeDocument/2006/customXml" ds:itemID="{0571D359-F282-4348-8A78-B3973A3C8606}">
   <ds:schemaRefs>
-    <ds:schemaRef ds:uri="http://schemas.microsoft.com/sharepoint/v3/contenttype/forms"/>
+    <ds:schemaRef ds:uri="http://schemas.openxmlformats.org/officeDocument/2006/bibliography"/>
   </ds:schemaRefs>
 </ds:datastoreItem>
 </file>
@@ -4863,9 +4906,9 @@
 </file>
 
 <file path=customXml/itemProps4.xml><?xml version="1.0" encoding="utf-8"?>
-<ds:datastoreItem xmlns:ds="http://schemas.openxmlformats.org/officeDocument/2006/customXml" ds:itemID="{0571D359-F282-4348-8A78-B3973A3C8606}">
+<ds:datastoreItem xmlns:ds="http://schemas.openxmlformats.org/officeDocument/2006/customXml" ds:itemID="{5206B0B6-8C6C-49AC-85D5-5CA690A3116E}">
   <ds:schemaRefs>
-    <ds:schemaRef ds:uri="http://schemas.openxmlformats.org/officeDocument/2006/bibliography"/>
+    <ds:schemaRef ds:uri="http://schemas.microsoft.com/sharepoint/v3/contenttype/forms"/>
   </ds:schemaRefs>
 </ds:datastoreItem>
 </file>